--- a/House Notes (Internal)/BRINDY NOTES - Navajo Flats.docx
+++ b/House Notes (Internal)/BRINDY NOTES - Navajo Flats.docx
@@ -160,7 +160,140 @@
           <w:szCs w:val="24"/>
           <w:rtl w:val="0"/>
         </w:rPr>
-        <w:t xml:space="preserve">Bedroom</w:t>
+        <w:t xml:space="preserve">🛏️ Bedroom</w:t>
+      </w:r>
+    </w:p>
+    <w:p>
+      <w:pPr>
+        <w:rPr>
+          <w:sz w:val="24"/>
+          <w:szCs w:val="24"/>
+        </w:rPr>
+      </w:pPr>
+      <w:r>
+        <w:rPr>
+          <w:sz w:val="24"/>
+          <w:szCs w:val="24"/>
+          <w:rtl w:val="0"/>
+        </w:rPr>
+        <w:t xml:space="preserve">• Queen </w:t>
+      </w:r>
+      <w:r>
+        <w:rPr>
+          <w:sz w:val="24"/>
+          <w:szCs w:val="24"/>
+          <w:rtl w:val="0"/>
+        </w:rPr>
+        <w:t xml:space="preserve">Nectar mattress</w:t>
+      </w:r>
+    </w:p>
+    <w:p>
+      <w:pPr>
+        <w:rPr>
+          <w:sz w:val="24"/>
+          <w:szCs w:val="24"/>
+        </w:rPr>
+      </w:pPr>
+      <w:r>
+        <w:rPr>
+          <w:sz w:val="24"/>
+          <w:szCs w:val="24"/>
+          <w:rtl w:val="0"/>
+        </w:rPr>
+        <w:t xml:space="preserve">• Caspar pillows &amp; down comforters</w:t>
+      </w:r>
+    </w:p>
+    <w:p>
+      <w:pPr>
+        <w:rPr>
+          <w:sz w:val="24"/>
+          <w:szCs w:val="24"/>
+        </w:rPr>
+      </w:pPr>
+      <w:r>
+        <w:rPr>
+          <w:sz w:val="24"/>
+          <w:szCs w:val="24"/>
+          <w:rtl w:val="0"/>
+        </w:rPr>
+        <w:t xml:space="preserve">• Blackout Curtains</w:t>
+      </w:r>
+    </w:p>
+    <w:p>
+      <w:pPr>
+        <w:rPr>
+          <w:sz w:val="24"/>
+          <w:szCs w:val="24"/>
+        </w:rPr>
+      </w:pPr>
+      <w:r>
+        <w:rPr>
+          <w:sz w:val="24"/>
+          <w:szCs w:val="24"/>
+          <w:rtl w:val="0"/>
+        </w:rPr>
+        <w:t xml:space="preserve">• Split A/C in bedroom****</w:t>
+      </w:r>
+    </w:p>
+    <w:p>
+      <w:pPr>
+        <w:rPr>
+          <w:sz w:val="24"/>
+          <w:szCs w:val="24"/>
+        </w:rPr>
+      </w:pPr>
+      <w:r>
+        <w:rPr>
+          <w:sz w:val="24"/>
+          <w:szCs w:val="24"/>
+          <w:rtl w:val="0"/>
+        </w:rPr>
+        <w:t xml:space="preserve">• White noise machine to help with sound</w:t>
+      </w:r>
+    </w:p>
+    <w:p>
+      <w:pPr>
+        <w:rPr>
+          <w:sz w:val="24"/>
+          <w:szCs w:val="24"/>
+        </w:rPr>
+      </w:pPr>
+      <w:r>
+        <w:rPr>
+          <w:rtl w:val="0"/>
+        </w:rPr>
+      </w:r>
+    </w:p>
+    <w:p>
+      <w:pPr>
+        <w:rPr>
+          <w:sz w:val="24"/>
+          <w:szCs w:val="24"/>
+        </w:rPr>
+      </w:pPr>
+      <w:r>
+        <w:rPr>
+          <w:sz w:val="24"/>
+          <w:szCs w:val="24"/>
+          <w:rtl w:val="0"/>
+        </w:rPr>
+        <w:t xml:space="preserve">🚿 Bathroom</w:t>
+      </w:r>
+    </w:p>
+    <w:p>
+      <w:pPr>
+        <w:rPr>
+          <w:sz w:val="24"/>
+          <w:szCs w:val="24"/>
+        </w:rPr>
+      </w:pPr>
+      <w:r>
+        <w:rPr>
+          <w:sz w:val="24"/>
+          <w:szCs w:val="24"/>
+          <w:rtl w:val="0"/>
+        </w:rPr>
+        <w:t xml:space="preserve">• Coyuchi 100% Organic Cotton Towels</w:t>
       </w:r>
     </w:p>
     <w:p>
@@ -184,139 +317,6 @@
           <w:szCs w:val="24"/>
           <w:rtl w:val="0"/>
         </w:rPr>
-        <w:t xml:space="preserve">Nectar mattress</w:t>
-      </w:r>
-    </w:p>
-    <w:p>
-      <w:pPr>
-        <w:rPr>
-          <w:sz w:val="24"/>
-          <w:szCs w:val="24"/>
-        </w:rPr>
-      </w:pPr>
-      <w:r>
-        <w:rPr>
-          <w:sz w:val="24"/>
-          <w:szCs w:val="24"/>
-          <w:rtl w:val="0"/>
-        </w:rPr>
-        <w:t xml:space="preserve">• Caspar pillows &amp; down comforters</w:t>
-      </w:r>
-    </w:p>
-    <w:p>
-      <w:pPr>
-        <w:rPr>
-          <w:sz w:val="24"/>
-          <w:szCs w:val="24"/>
-        </w:rPr>
-      </w:pPr>
-      <w:r>
-        <w:rPr>
-          <w:sz w:val="24"/>
-          <w:szCs w:val="24"/>
-          <w:rtl w:val="0"/>
-        </w:rPr>
-        <w:t xml:space="preserve">• Blackout Curtains</w:t>
-      </w:r>
-    </w:p>
-    <w:p>
-      <w:pPr>
-        <w:rPr>
-          <w:sz w:val="24"/>
-          <w:szCs w:val="24"/>
-        </w:rPr>
-      </w:pPr>
-      <w:r>
-        <w:rPr>
-          <w:sz w:val="24"/>
-          <w:szCs w:val="24"/>
-          <w:rtl w:val="0"/>
-        </w:rPr>
-        <w:t xml:space="preserve">• Split A/C in bedroom</w:t>
-      </w:r>
-    </w:p>
-    <w:p>
-      <w:pPr>
-        <w:rPr>
-          <w:sz w:val="24"/>
-          <w:szCs w:val="24"/>
-        </w:rPr>
-      </w:pPr>
-      <w:r>
-        <w:rPr>
-          <w:sz w:val="24"/>
-          <w:szCs w:val="24"/>
-          <w:rtl w:val="0"/>
-        </w:rPr>
-        <w:t xml:space="preserve">• White noise machine to help with sound</w:t>
-      </w:r>
-    </w:p>
-    <w:p>
-      <w:pPr>
-        <w:rPr>
-          <w:sz w:val="24"/>
-          <w:szCs w:val="24"/>
-        </w:rPr>
-      </w:pPr>
-      <w:r>
-        <w:rPr>
-          <w:rtl w:val="0"/>
-        </w:rPr>
-      </w:r>
-    </w:p>
-    <w:p>
-      <w:pPr>
-        <w:rPr>
-          <w:sz w:val="24"/>
-          <w:szCs w:val="24"/>
-        </w:rPr>
-      </w:pPr>
-      <w:r>
-        <w:rPr>
-          <w:sz w:val="24"/>
-          <w:szCs w:val="24"/>
-          <w:rtl w:val="0"/>
-        </w:rPr>
-        <w:t xml:space="preserve">Bathroom</w:t>
-      </w:r>
-    </w:p>
-    <w:p>
-      <w:pPr>
-        <w:rPr>
-          <w:sz w:val="24"/>
-          <w:szCs w:val="24"/>
-        </w:rPr>
-      </w:pPr>
-      <w:r>
-        <w:rPr>
-          <w:sz w:val="24"/>
-          <w:szCs w:val="24"/>
-          <w:rtl w:val="0"/>
-        </w:rPr>
-        <w:t xml:space="preserve">• Coyuchi 100% Organic Cotton Towels</w:t>
-      </w:r>
-    </w:p>
-    <w:p>
-      <w:pPr>
-        <w:rPr>
-          <w:sz w:val="24"/>
-          <w:szCs w:val="24"/>
-        </w:rPr>
-      </w:pPr>
-      <w:r>
-        <w:rPr>
-          <w:sz w:val="24"/>
-          <w:szCs w:val="24"/>
-          <w:rtl w:val="0"/>
-        </w:rPr>
-        <w:t xml:space="preserve">• </w:t>
-      </w:r>
-      <w:r>
-        <w:rPr>
-          <w:sz w:val="24"/>
-          <w:szCs w:val="24"/>
-          <w:rtl w:val="0"/>
-        </w:rPr>
         <w:t xml:space="preserve">Shampoo, Conditioner, Body wash, Hand Soap, and dish soap (all ethically sourced, Paraben and BPA free)</w:t>
       </w:r>
     </w:p>
@@ -362,7 +362,7 @@
           <w:szCs w:val="24"/>
           <w:rtl w:val="0"/>
         </w:rPr>
-        <w:t xml:space="preserve">Coffee &amp; tea</w:t>
+        <w:t xml:space="preserve">☕ Coffee &amp; tea</w:t>
       </w:r>
     </w:p>
     <w:p>
@@ -386,7 +386,7 @@
           <w:szCs w:val="24"/>
           <w:rtl w:val="0"/>
         </w:rPr>
-        <w:t xml:space="preserve">Free Form Coffee from local Sedona Coffee roaster and shop</w:t>
+        <w:t xml:space="preserve">Free Form Coffee from local Sedona coffee roaster </w:t>
       </w:r>
     </w:p>
     <w:p>
@@ -491,11 +491,44 @@
       </w:pPr>
       <w:r>
         <w:rPr>
-          <w:sz w:val="24"/>
-          <w:szCs w:val="24"/>
-          <w:rtl w:val="0"/>
-        </w:rPr>
-        <w:t xml:space="preserve">Kitchen</w:t>
+          <w:rFonts w:ascii="Arial Unicode MS" w:cs="Arial Unicode MS" w:eastAsia="Arial Unicode MS" w:hAnsi="Arial Unicode MS"/>
+          <w:sz w:val="24"/>
+          <w:szCs w:val="24"/>
+          <w:rtl w:val="0"/>
+        </w:rPr>
+        <w:t xml:space="preserve">✨Extra amenities: </w:t>
+      </w:r>
+    </w:p>
+    <w:p>
+      <w:pPr>
+        <w:rPr>
+          <w:sz w:val="24"/>
+          <w:szCs w:val="24"/>
+        </w:rPr>
+      </w:pPr>
+      <w:r>
+        <w:rPr>
+          <w:sz w:val="24"/>
+          <w:szCs w:val="24"/>
+          <w:rtl w:val="0"/>
+        </w:rPr>
+        <w:t xml:space="preserve">• Small patio with outdoor chairs </w:t>
+      </w:r>
+    </w:p>
+    <w:p>
+      <w:pPr>
+        <w:rPr>
+          <w:sz w:val="24"/>
+          <w:szCs w:val="24"/>
+        </w:rPr>
+      </w:pPr>
+      <w:r>
+        <w:rPr>
+          <w:sz w:val="24"/>
+          <w:szCs w:val="24"/>
+          <w:rtl w:val="0"/>
+        </w:rPr>
+        <w:t xml:space="preserve">• In-unit washer and dryer plus laundry detergent</w:t>
       </w:r>
     </w:p>
     <w:p>
@@ -523,51 +556,6 @@
       </w:pPr>
       <w:r>
         <w:rPr>
-          <w:rtl w:val="0"/>
-        </w:rPr>
-      </w:r>
-    </w:p>
-    <w:p>
-      <w:pPr>
-        <w:rPr>
-          <w:sz w:val="24"/>
-          <w:szCs w:val="24"/>
-        </w:rPr>
-      </w:pPr>
-      <w:r>
-        <w:rPr>
-          <w:sz w:val="24"/>
-          <w:szCs w:val="24"/>
-          <w:rtl w:val="0"/>
-        </w:rPr>
-        <w:t xml:space="preserve">Extra amenities: </w:t>
-      </w:r>
-    </w:p>
-    <w:p>
-      <w:pPr>
-        <w:rPr>
-          <w:sz w:val="24"/>
-          <w:szCs w:val="24"/>
-        </w:rPr>
-      </w:pPr>
-      <w:r>
-        <w:rPr>
-          <w:sz w:val="24"/>
-          <w:szCs w:val="24"/>
-          <w:rtl w:val="0"/>
-        </w:rPr>
-        <w:t xml:space="preserve">• Small patio with outdoor chairs </w:t>
-      </w:r>
-    </w:p>
-    <w:p>
-      <w:pPr>
-        <w:rPr>
-          <w:sz w:val="24"/>
-          <w:szCs w:val="24"/>
-        </w:rPr>
-      </w:pPr>
-      <w:r>
-        <w:rPr>
           <w:sz w:val="24"/>
           <w:szCs w:val="24"/>
           <w:rtl w:val="0"/>
@@ -636,49 +624,23 @@
           <w:szCs w:val="24"/>
           <w:rtl w:val="0"/>
         </w:rPr>
-        <w:t xml:space="preserve">• Pack and Play </w:t>
-      </w:r>
-    </w:p>
-    <w:p>
-      <w:pPr>
-        <w:rPr>
-          <w:sz w:val="24"/>
-          <w:szCs w:val="24"/>
-        </w:rPr>
-      </w:pPr>
-      <w:r>
-        <w:rPr>
-          <w:rtl w:val="0"/>
-        </w:rPr>
-      </w:r>
-    </w:p>
-    <w:p>
-      <w:pPr>
-        <w:rPr>
-          <w:sz w:val="24"/>
-          <w:szCs w:val="24"/>
-        </w:rPr>
-      </w:pPr>
-      <w:r>
-        <w:rPr>
-          <w:sz w:val="24"/>
-          <w:szCs w:val="24"/>
-          <w:rtl w:val="0"/>
-        </w:rPr>
-        <w:t xml:space="preserve">Free parking</w:t>
-      </w:r>
-    </w:p>
-    <w:p>
-      <w:pPr>
-        <w:rPr>
-          <w:sz w:val="24"/>
-          <w:szCs w:val="24"/>
-        </w:rPr>
-      </w:pPr>
-      <w:r>
-        <w:rPr>
-          <w:rtl w:val="0"/>
-        </w:rPr>
+        <w:t xml:space="preserve">• Pack and Play crib</w:t>
+      </w:r>
+    </w:p>
+    <w:p>
+      <w:pPr>
+        <w:rPr>
+          <w:sz w:val="24"/>
+          <w:szCs w:val="24"/>
+        </w:rPr>
+      </w:pPr>
+      <w:r>
+        <w:rPr>
+          <w:sz w:val="24"/>
+          <w:szCs w:val="24"/>
+          <w:rtl w:val="0"/>
+        </w:rPr>
+        <w:t xml:space="preserve">• Free parking</w:t>
       </w:r>
     </w:p>
     <w:p>
@@ -691,141 +653,239 @@
           <w:szCs w:val="24"/>
           <w:rtl w:val="0"/>
         </w:rPr>
-        <w:t xml:space="preserve">Free fast Wifi. </w:t>
-      </w:r>
-      <w:r>
-        <w:rPr>
-          <w:rtl w:val="0"/>
-        </w:rPr>
-        <w:t xml:space="preserve">WiFi speed is right around 100 bts. We have very  stable internet (for the most part) and several guests have stayed and worked in the past with no issue. (Video conferencing, etc..)</w:t>
-      </w:r>
-    </w:p>
-    <w:p>
-      <w:pPr>
-        <w:rPr>
-          <w:sz w:val="24"/>
-          <w:szCs w:val="24"/>
-        </w:rPr>
-      </w:pPr>
-      <w:r>
-        <w:rPr>
-          <w:rtl w:val="0"/>
-        </w:rPr>
-      </w:r>
-    </w:p>
-    <w:p>
-      <w:pPr>
-        <w:rPr>
-          <w:sz w:val="24"/>
-          <w:szCs w:val="24"/>
-        </w:rPr>
-      </w:pPr>
-      <w:r>
-        <w:rPr>
-          <w:sz w:val="24"/>
-          <w:szCs w:val="24"/>
-          <w:rtl w:val="0"/>
-        </w:rPr>
-        <w:t xml:space="preserve">Important notes: </w:t>
-      </w:r>
-    </w:p>
-    <w:p>
-      <w:pPr>
-        <w:rPr>
-          <w:sz w:val="24"/>
-          <w:szCs w:val="24"/>
-        </w:rPr>
-      </w:pPr>
-      <w:r>
-        <w:rPr>
-          <w:rtl w:val="0"/>
-        </w:rPr>
-      </w:r>
-    </w:p>
-    <w:p>
-      <w:pPr>
-        <w:numPr>
-          <w:ilvl w:val="0"/>
-          <w:numId w:val="6"/>
-        </w:numPr>
-        <w:ind w:left="720" w:hanging="360"/>
-        <w:rPr>
-          <w:sz w:val="24"/>
-          <w:szCs w:val="24"/>
-          <w:u w:val="none"/>
-        </w:rPr>
-      </w:pPr>
-      <w:r>
-        <w:rPr>
-          <w:sz w:val="24"/>
-          <w:szCs w:val="24"/>
-          <w:rtl w:val="0"/>
-        </w:rPr>
-        <w:t xml:space="preserve">Of note, as this unit is part of a triplex and is ground level, there will be other neighboring guests including upstairs. As such, this property will not be perfectly suited for those seeking complete isolation and quietude. To help with this we have provided sound machines in the bedroom.</w:t>
-      </w:r>
-    </w:p>
-    <w:p>
-      <w:pPr>
-        <w:rPr>
-          <w:sz w:val="24"/>
-          <w:szCs w:val="24"/>
-        </w:rPr>
-      </w:pPr>
-      <w:r>
-        <w:rPr>
-          <w:rtl w:val="0"/>
-        </w:rPr>
-      </w:r>
-    </w:p>
-    <w:p>
-      <w:pPr>
-        <w:numPr>
-          <w:ilvl w:val="0"/>
-          <w:numId w:val="2"/>
-        </w:numPr>
-        <w:ind w:left="720" w:hanging="360"/>
-        <w:rPr>
-          <w:sz w:val="24"/>
-          <w:szCs w:val="24"/>
-          <w:u w:val="none"/>
-        </w:rPr>
-      </w:pPr>
-      <w:r>
-        <w:rPr>
-          <w:sz w:val="24"/>
-          <w:szCs w:val="24"/>
-          <w:rtl w:val="0"/>
-        </w:rPr>
-        <w:t xml:space="preserve">Regarding the pull out bed: This is a reclining futon bed that is roughly the size of a twin bed. This is not a foam mattress or a pull out couch. We do provide an extra duvet and sheets for the pull out bed in the bedroom closet. </w:t>
-      </w:r>
-    </w:p>
-    <w:p>
-      <w:pPr>
-        <w:rPr>
-          <w:sz w:val="24"/>
-          <w:szCs w:val="24"/>
-        </w:rPr>
-      </w:pPr>
-      <w:r>
-        <w:rPr>
-          <w:rtl w:val="0"/>
-        </w:rPr>
-      </w:r>
-    </w:p>
-    <w:p>
-      <w:pPr>
-        <w:rPr>
-          <w:sz w:val="24"/>
-          <w:szCs w:val="24"/>
-        </w:rPr>
-      </w:pPr>
-      <w:r>
-        <w:rPr>
-          <w:sz w:val="24"/>
-          <w:szCs w:val="24"/>
-          <w:rtl w:val="0"/>
-        </w:rPr>
-        <w:t xml:space="preserve">Why we LOVE our location:</w:t>
+        <w:t xml:space="preserve">• Free fast Wifi (</w:t>
+      </w:r>
+      <w:r>
+        <w:rPr>
+          <w:rtl w:val="0"/>
+        </w:rPr>
+        <w:t xml:space="preserve">WiFi speed averages around 100 Mbps. We’ve hosted several guests on longer stays who’ve successfully worked remotely—video calls, streaming, etc.)</w:t>
+      </w:r>
+    </w:p>
+    <w:p>
+      <w:pPr>
+        <w:rPr/>
+      </w:pPr>
+      <w:r>
+        <w:rPr>
+          <w:rtl w:val="0"/>
+        </w:rPr>
+      </w:r>
+    </w:p>
+    <w:p>
+      <w:pPr>
+        <w:rPr>
+          <w:sz w:val="24"/>
+          <w:szCs w:val="24"/>
+        </w:rPr>
+      </w:pPr>
+      <w:r>
+        <w:rPr>
+          <w:b w:val="1"/>
+          <w:sz w:val="24"/>
+          <w:szCs w:val="24"/>
+          <w:rtl w:val="0"/>
+        </w:rPr>
+        <w:t xml:space="preserve">⚠️ </w:t>
+      </w:r>
+      <w:r>
+        <w:rPr>
+          <w:sz w:val="24"/>
+          <w:szCs w:val="24"/>
+          <w:rtl w:val="0"/>
+        </w:rPr>
+        <w:t xml:space="preserve">Important things to note:</w:t>
+      </w:r>
+      <w:r>
+        <w:rPr>
+          <w:b w:val="1"/>
+          <w:sz w:val="24"/>
+          <w:szCs w:val="24"/>
+          <w:rtl w:val="0"/>
+        </w:rPr>
+        <w:br w:type="textWrapping"/>
+      </w:r>
+      <w:r>
+        <w:rPr>
+          <w:sz w:val="24"/>
+          <w:szCs w:val="24"/>
+          <w:rtl w:val="0"/>
+        </w:rPr>
+        <w:t xml:space="preserve">• This unit is part of a triplex and located on the ground floor, so you may hear neighbors, including guests staying upstairs. It’s not ideal for those seeking total quiet, but we do provide sound machines in the bedroom to help.</w:t>
+      </w:r>
+    </w:p>
+    <w:p>
+      <w:pPr>
+        <w:rPr>
+          <w:sz w:val="24"/>
+          <w:szCs w:val="24"/>
+        </w:rPr>
+      </w:pPr>
+      <w:r>
+        <w:rPr>
+          <w:sz w:val="24"/>
+          <w:szCs w:val="24"/>
+          <w:rtl w:val="0"/>
+        </w:rPr>
+        <w:t xml:space="preserve">• The living room sofa folds down into a bed—best for kids, short stays, or easygoing sleepers. It’s not a traditional mattress, but we include extra bedding to make it as cozy as possible.</w:t>
+      </w:r>
+    </w:p>
+    <w:p>
+      <w:pPr>
+        <w:rPr>
+          <w:sz w:val="24"/>
+          <w:szCs w:val="24"/>
+        </w:rPr>
+      </w:pPr>
+      <w:r>
+        <w:rPr>
+          <w:rtl w:val="0"/>
+        </w:rPr>
+      </w:r>
+    </w:p>
+    <w:p>
+      <w:pPr>
+        <w:rPr>
+          <w:color w:val="17141c"/>
+          <w:sz w:val="24"/>
+          <w:szCs w:val="24"/>
+          <w:highlight w:val="white"/>
+        </w:rPr>
+      </w:pPr>
+      <w:r>
+        <w:rPr>
+          <w:b w:val="1"/>
+          <w:sz w:val="28"/>
+          <w:szCs w:val="28"/>
+          <w:rtl w:val="0"/>
+        </w:rPr>
+        <w:t xml:space="preserve">AC reset: </w:t>
+      </w:r>
+      <w:r>
+        <w:rPr>
+          <w:sz w:val="24"/>
+          <w:szCs w:val="24"/>
+          <w:rtl w:val="0"/>
+        </w:rPr>
+        <w:t xml:space="preserve"> This is for Soleri but all should be similar.  </w:t>
+      </w:r>
+      <w:r>
+        <w:rPr>
+          <w:color w:val="17141c"/>
+          <w:sz w:val="24"/>
+          <w:szCs w:val="24"/>
+          <w:highlight w:val="white"/>
+          <w:rtl w:val="0"/>
+        </w:rPr>
+        <w:t xml:space="preserve">Please find the breaker panel inside the storage closet next to the bathroom. Code is 8118. The breaker panel is well marked.</w:t>
+      </w:r>
+    </w:p>
+    <w:p>
+      <w:pPr>
+        <w:rPr>
+          <w:sz w:val="24"/>
+          <w:szCs w:val="24"/>
+        </w:rPr>
+      </w:pPr>
+      <w:r>
+        <w:rPr>
+          <w:rtl w:val="0"/>
+        </w:rPr>
+      </w:r>
+    </w:p>
+    <w:p>
+      <w:pPr>
+        <w:rPr>
+          <w:color w:val="17141c"/>
+          <w:sz w:val="24"/>
+          <w:szCs w:val="24"/>
+          <w:highlight w:val="white"/>
+        </w:rPr>
+      </w:pPr>
+      <w:r>
+        <w:rPr>
+          <w:color w:val="17141c"/>
+          <w:sz w:val="24"/>
+          <w:szCs w:val="24"/>
+          <w:highlight w:val="white"/>
+          <w:rtl w:val="0"/>
+        </w:rPr>
+        <w:t xml:space="preserve">Completely turn off both breaker switches to the AC and heater on the panel and wait for at least 5-10 minutes before switching back on. Then you can turn on the thermostat again. It takes several minutes to reboot.</w:t>
+      </w:r>
+    </w:p>
+    <w:p>
+      <w:pPr>
+        <w:rPr>
+          <w:sz w:val="24"/>
+          <w:szCs w:val="24"/>
+        </w:rPr>
+      </w:pPr>
+      <w:r>
+        <w:rPr>
+          <w:rtl w:val="0"/>
+        </w:rPr>
+      </w:r>
+    </w:p>
+    <w:p>
+      <w:pPr>
+        <w:rPr>
+          <w:color w:val="17141c"/>
+          <w:sz w:val="24"/>
+          <w:szCs w:val="24"/>
+          <w:highlight w:val="white"/>
+        </w:rPr>
+      </w:pPr>
+      <w:r>
+        <w:rPr>
+          <w:color w:val="17141c"/>
+          <w:sz w:val="24"/>
+          <w:szCs w:val="24"/>
+          <w:highlight w:val="white"/>
+          <w:rtl w:val="0"/>
+        </w:rPr>
+        <w:t xml:space="preserve">Please after doing this close all windows or it will lock the AC system out.</w:t>
+      </w:r>
+    </w:p>
+    <w:p>
+      <w:pPr>
+        <w:rPr>
+          <w:sz w:val="24"/>
+          <w:szCs w:val="24"/>
+        </w:rPr>
+      </w:pPr>
+      <w:r>
+        <w:rPr>
+          <w:rtl w:val="0"/>
+        </w:rPr>
+      </w:r>
+    </w:p>
+    <w:p>
+      <w:pPr>
+        <w:rPr>
+          <w:sz w:val="24"/>
+          <w:szCs w:val="24"/>
+        </w:rPr>
+      </w:pPr>
+      <w:r>
+        <w:rPr>
+          <w:rtl w:val="0"/>
+        </w:rPr>
+      </w:r>
+    </w:p>
+    <w:p>
+      <w:pPr>
+        <w:rPr>
+          <w:sz w:val="24"/>
+          <w:szCs w:val="24"/>
+        </w:rPr>
+      </w:pPr>
+      <w:r>
+        <w:rPr>
+          <w:sz w:val="24"/>
+          <w:szCs w:val="24"/>
+          <w:rtl w:val="0"/>
+        </w:rPr>
+        <w:t xml:space="preserve">📍 Why we LOVE our location:</w:t>
       </w:r>
     </w:p>
     <w:p>
@@ -847,7 +907,7 @@
           <w:highlight w:val="white"/>
           <w:rtl w:val="0"/>
         </w:rPr>
-        <w:t xml:space="preserve">- 2 minute drive to Local Juicery, Vino de Sedona and Famous Pizza &amp; Beer</w:t>
+        <w:t xml:space="preserve">• 2 minute drive to Local Juicery, Vino de Sedona and Famous Pizza &amp; Beer</w:t>
       </w:r>
     </w:p>
     <w:p>
@@ -869,7 +929,7 @@
           <w:highlight w:val="white"/>
           <w:rtl w:val="0"/>
         </w:rPr>
-        <w:t xml:space="preserve">- Less than 10 minutes to Uptown Sedona</w:t>
+        <w:t xml:space="preserve">• Less than 10 minutes to Uptown Sedona</w:t>
       </w:r>
     </w:p>
     <w:p>
@@ -891,7 +951,7 @@
           <w:highlight w:val="white"/>
           <w:rtl w:val="0"/>
         </w:rPr>
-        <w:t xml:space="preserve">- Freedom to enjoy quick access to hiking trails at Thunder Canyon Trailhead and Andante Trailhead while avoiding the traffic common in Uptown Sedona.</w:t>
+        <w:t xml:space="preserve">• Freedom to enjoy quick access to hiking trails at Thunder Canyon Trailhead and Andante Trailhead while avoiding the traffic common in Uptown Sedona.</w:t>
       </w:r>
     </w:p>
     <w:p>
@@ -913,7 +973,7 @@
           <w:highlight w:val="white"/>
           <w:rtl w:val="0"/>
         </w:rPr>
-        <w:t xml:space="preserve">- Perched just high enough on the hill that you’ll get to enjoy some nice red rock views! </w:t>
+        <w:t xml:space="preserve">• Perched just high enough on the hill that you’ll get to enjoy some nice red rock views! </w:t>
       </w:r>
     </w:p>
     <w:p>
@@ -932,41 +992,41 @@
           <w:highlight w:val="white"/>
           <w:rtl w:val="0"/>
         </w:rPr>
-        <w:t xml:space="preserve">- Only 15 minutes away from Arizona's best wineries in Cornville &amp; Paige Springs (ask us for recommendations!)</w:t>
-      </w:r>
-      <w:r>
-        <w:rPr>
-          <w:rtl w:val="0"/>
-        </w:rPr>
-      </w:r>
-    </w:p>
-    <w:p>
-      <w:pPr>
-        <w:rPr>
-          <w:sz w:val="24"/>
-          <w:szCs w:val="24"/>
-        </w:rPr>
-      </w:pPr>
-      <w:r>
-        <w:rPr>
-          <w:rtl w:val="0"/>
-        </w:rPr>
-      </w:r>
-    </w:p>
-    <w:p>
-      <w:pPr>
-        <w:rPr>
-          <w:sz w:val="24"/>
-          <w:szCs w:val="24"/>
-        </w:rPr>
-      </w:pPr>
-      <w:r>
-        <w:rPr>
-          <w:sz w:val="24"/>
-          <w:szCs w:val="24"/>
-          <w:rtl w:val="0"/>
-        </w:rPr>
-        <w:t xml:space="preserve">For availability of all units in the Navajo Flats collection, please find links on the Profile page.</w:t>
+        <w:t xml:space="preserve">• Only 15 minutes away from Arizona's best wineries in Cornville &amp; Paige Springs (ask us for recommendations!)</w:t>
+      </w:r>
+      <w:r>
+        <w:rPr>
+          <w:rtl w:val="0"/>
+        </w:rPr>
+      </w:r>
+    </w:p>
+    <w:p>
+      <w:pPr>
+        <w:rPr>
+          <w:sz w:val="24"/>
+          <w:szCs w:val="24"/>
+        </w:rPr>
+      </w:pPr>
+      <w:r>
+        <w:rPr>
+          <w:rtl w:val="0"/>
+        </w:rPr>
+      </w:r>
+    </w:p>
+    <w:p>
+      <w:pPr>
+        <w:rPr>
+          <w:sz w:val="24"/>
+          <w:szCs w:val="24"/>
+        </w:rPr>
+      </w:pPr>
+      <w:r>
+        <w:rPr>
+          <w:sz w:val="24"/>
+          <w:szCs w:val="24"/>
+          <w:rtl w:val="0"/>
+        </w:rPr>
+        <w:t xml:space="preserve">***For availability of all units in the Navajo Flats collection, please find links on the Profile page.</w:t>
       </w:r>
     </w:p>
     <w:p>
@@ -995,24 +1055,482 @@
       </w:pPr>
       <w:r>
         <w:rPr>
-          <w:rtl w:val="0"/>
-        </w:rPr>
-      </w:r>
-    </w:p>
-    <w:p>
-      <w:pPr>
-        <w:ind w:left="0" w:firstLine="0"/>
-        <w:rPr>
           <w:b w:val="1"/>
           <w:sz w:val="34"/>
           <w:szCs w:val="34"/>
-        </w:rPr>
-      </w:pPr>
-      <w:r>
+          <w:rtl w:val="0"/>
+        </w:rPr>
+        <w:t xml:space="preserve">___</w:t>
+      </w:r>
+    </w:p>
+    <w:p>
+      <w:pPr>
+        <w:ind w:left="0" w:firstLine="0"/>
         <w:rPr>
           <w:b w:val="1"/>
           <w:sz w:val="34"/>
           <w:szCs w:val="34"/>
+        </w:rPr>
+      </w:pPr>
+      <w:r>
+        <w:rPr>
+          <w:rtl w:val="0"/>
+        </w:rPr>
+      </w:r>
+    </w:p>
+    <w:p>
+      <w:pPr>
+        <w:ind w:left="0" w:firstLine="0"/>
+        <w:rPr>
+          <w:b w:val="1"/>
+          <w:sz w:val="34"/>
+          <w:szCs w:val="34"/>
+        </w:rPr>
+      </w:pPr>
+      <w:r>
+        <w:rPr>
+          <w:b w:val="1"/>
+          <w:sz w:val="34"/>
+          <w:szCs w:val="34"/>
+          <w:rtl w:val="0"/>
+        </w:rPr>
+        <w:t xml:space="preserve">Red Pebble Original</w:t>
+        <w:br w:type="textWrapping"/>
+      </w:r>
+    </w:p>
+    <w:p>
+      <w:pPr>
+        <w:ind w:left="0" w:firstLine="0"/>
+        <w:rPr>
+          <w:sz w:val="20"/>
+          <w:szCs w:val="20"/>
+        </w:rPr>
+      </w:pPr>
+      <w:r>
+        <w:rPr>
+          <w:sz w:val="20"/>
+          <w:szCs w:val="20"/>
+          <w:rtl w:val="0"/>
+        </w:rPr>
+        <w:t xml:space="preserve">A modern bohemian flat, the Red Pebble's clean design and muted colors are soothing and energizing all at once. Designed by Patricia Jaliu of Mineral Forest, each piece has been hand selected for a most unique and memorable stay.</w:t>
+      </w:r>
+    </w:p>
+    <w:p>
+      <w:pPr>
+        <w:rPr>
+          <w:sz w:val="20"/>
+          <w:szCs w:val="20"/>
+        </w:rPr>
+      </w:pPr>
+      <w:r>
+        <w:rPr>
+          <w:rtl w:val="0"/>
+        </w:rPr>
+      </w:r>
+    </w:p>
+    <w:p>
+      <w:pPr>
+        <w:rPr>
+          <w:sz w:val="20"/>
+          <w:szCs w:val="20"/>
+        </w:rPr>
+      </w:pPr>
+      <w:r>
+        <w:rPr>
+          <w:sz w:val="20"/>
+          <w:szCs w:val="20"/>
+          <w:rtl w:val="0"/>
+        </w:rPr>
+        <w:t xml:space="preserve">Unit includes:</w:t>
+      </w:r>
+    </w:p>
+    <w:p>
+      <w:pPr>
+        <w:rPr>
+          <w:sz w:val="20"/>
+          <w:szCs w:val="20"/>
+        </w:rPr>
+      </w:pPr>
+      <w:r>
+        <w:rPr>
+          <w:rtl w:val="0"/>
+        </w:rPr>
+      </w:r>
+    </w:p>
+    <w:p>
+      <w:pPr>
+        <w:rPr>
+          <w:sz w:val="20"/>
+          <w:szCs w:val="20"/>
+        </w:rPr>
+      </w:pPr>
+      <w:r>
+        <w:rPr>
+          <w:sz w:val="20"/>
+          <w:szCs w:val="20"/>
+          <w:rtl w:val="0"/>
+        </w:rPr>
+        <w:t xml:space="preserve">* Nectar mattress</w:t>
+      </w:r>
+    </w:p>
+    <w:p>
+      <w:pPr>
+        <w:rPr>
+          <w:sz w:val="20"/>
+          <w:szCs w:val="20"/>
+        </w:rPr>
+      </w:pPr>
+      <w:r>
+        <w:rPr>
+          <w:sz w:val="20"/>
+          <w:szCs w:val="20"/>
+          <w:rtl w:val="0"/>
+        </w:rPr>
+        <w:t xml:space="preserve">* Caspar pillows &amp; down comforters</w:t>
+      </w:r>
+    </w:p>
+    <w:p>
+      <w:pPr>
+        <w:rPr>
+          <w:sz w:val="20"/>
+          <w:szCs w:val="20"/>
+        </w:rPr>
+      </w:pPr>
+      <w:r>
+        <w:rPr>
+          <w:sz w:val="20"/>
+          <w:szCs w:val="20"/>
+          <w:rtl w:val="0"/>
+        </w:rPr>
+        <w:t xml:space="preserve">* Matteo 100% Cotton, Percale weave, Garment washed and dyed (non-toxic) Bedding</w:t>
+      </w:r>
+    </w:p>
+    <w:p>
+      <w:pPr>
+        <w:rPr>
+          <w:sz w:val="20"/>
+          <w:szCs w:val="20"/>
+        </w:rPr>
+      </w:pPr>
+      <w:r>
+        <w:rPr>
+          <w:sz w:val="20"/>
+          <w:szCs w:val="20"/>
+          <w:rtl w:val="0"/>
+        </w:rPr>
+        <w:t xml:space="preserve">* Blackout Curtains</w:t>
+      </w:r>
+    </w:p>
+    <w:p>
+      <w:pPr>
+        <w:rPr>
+          <w:sz w:val="20"/>
+          <w:szCs w:val="20"/>
+        </w:rPr>
+      </w:pPr>
+      <w:r>
+        <w:rPr>
+          <w:sz w:val="20"/>
+          <w:szCs w:val="20"/>
+          <w:rtl w:val="0"/>
+        </w:rPr>
+        <w:t xml:space="preserve">* Coyuchi 100% Organic Cotton Towels</w:t>
+      </w:r>
+    </w:p>
+    <w:p>
+      <w:pPr>
+        <w:rPr>
+          <w:sz w:val="20"/>
+          <w:szCs w:val="20"/>
+        </w:rPr>
+      </w:pPr>
+      <w:r>
+        <w:rPr>
+          <w:sz w:val="20"/>
+          <w:szCs w:val="20"/>
+          <w:rtl w:val="0"/>
+        </w:rPr>
+        <w:t xml:space="preserve">* Goldies Natural Beauty Amenities: Shampoo, Conditioner, Shower Gel, Hand Soap, Body Lotion, All-Purpose Castile Soap</w:t>
+      </w:r>
+    </w:p>
+    <w:p>
+      <w:pPr>
+        <w:rPr>
+          <w:sz w:val="20"/>
+          <w:szCs w:val="20"/>
+        </w:rPr>
+      </w:pPr>
+      <w:r>
+        <w:rPr>
+          <w:sz w:val="20"/>
+          <w:szCs w:val="20"/>
+          <w:rtl w:val="0"/>
+        </w:rPr>
+        <w:t xml:space="preserve">* Free Form Coffee by local Sedona Roaster</w:t>
+      </w:r>
+    </w:p>
+    <w:p>
+      <w:pPr>
+        <w:rPr>
+          <w:sz w:val="20"/>
+          <w:szCs w:val="20"/>
+        </w:rPr>
+      </w:pPr>
+      <w:r>
+        <w:rPr>
+          <w:sz w:val="20"/>
+          <w:szCs w:val="20"/>
+          <w:rtl w:val="0"/>
+        </w:rPr>
+        <w:t xml:space="preserve">* Pour Over Coffee Carafe and Krups Coffee Machine</w:t>
+      </w:r>
+    </w:p>
+    <w:p>
+      <w:pPr>
+        <w:rPr>
+          <w:sz w:val="20"/>
+          <w:szCs w:val="20"/>
+        </w:rPr>
+      </w:pPr>
+      <w:r>
+        <w:rPr>
+          <w:sz w:val="20"/>
+          <w:szCs w:val="20"/>
+          <w:rtl w:val="0"/>
+        </w:rPr>
+        <w:t xml:space="preserve">* Bodum Bistro Electric Coffee Grinder</w:t>
+      </w:r>
+    </w:p>
+    <w:p>
+      <w:pPr>
+        <w:rPr>
+          <w:sz w:val="20"/>
+          <w:szCs w:val="20"/>
+        </w:rPr>
+      </w:pPr>
+      <w:r>
+        <w:rPr>
+          <w:sz w:val="20"/>
+          <w:szCs w:val="20"/>
+          <w:rtl w:val="0"/>
+        </w:rPr>
+        <w:t xml:space="preserve">* Gooseneck Electric Kettle</w:t>
+      </w:r>
+    </w:p>
+    <w:p>
+      <w:pPr>
+        <w:rPr>
+          <w:sz w:val="20"/>
+          <w:szCs w:val="20"/>
+        </w:rPr>
+      </w:pPr>
+      <w:r>
+        <w:rPr>
+          <w:sz w:val="20"/>
+          <w:szCs w:val="20"/>
+          <w:rtl w:val="0"/>
+        </w:rPr>
+        <w:t xml:space="preserve">* Kusmi Tea</w:t>
+      </w:r>
+    </w:p>
+    <w:p>
+      <w:pPr>
+        <w:rPr>
+          <w:sz w:val="20"/>
+          <w:szCs w:val="20"/>
+        </w:rPr>
+      </w:pPr>
+      <w:r>
+        <w:rPr>
+          <w:sz w:val="20"/>
+          <w:szCs w:val="20"/>
+          <w:rtl w:val="0"/>
+        </w:rPr>
+        <w:t xml:space="preserve">* Picnic Basket</w:t>
+      </w:r>
+    </w:p>
+    <w:p>
+      <w:pPr>
+        <w:rPr>
+          <w:sz w:val="20"/>
+          <w:szCs w:val="20"/>
+        </w:rPr>
+      </w:pPr>
+      <w:r>
+        <w:rPr>
+          <w:sz w:val="20"/>
+          <w:szCs w:val="20"/>
+          <w:rtl w:val="0"/>
+        </w:rPr>
+        <w:t xml:space="preserve">* Mexican Falsa Blankets to cuddle under Sedona's Dark Skies </w:t>
+      </w:r>
+    </w:p>
+    <w:p>
+      <w:pPr>
+        <w:rPr>
+          <w:sz w:val="20"/>
+          <w:szCs w:val="20"/>
+        </w:rPr>
+      </w:pPr>
+      <w:r>
+        <w:rPr>
+          <w:sz w:val="20"/>
+          <w:szCs w:val="20"/>
+          <w:rtl w:val="0"/>
+        </w:rPr>
+        <w:t xml:space="preserve">*  Samsung Frame TV: Smart TV with Streaming Services</w:t>
+      </w:r>
+    </w:p>
+    <w:p>
+      <w:pPr>
+        <w:rPr>
+          <w:sz w:val="20"/>
+          <w:szCs w:val="20"/>
+        </w:rPr>
+      </w:pPr>
+      <w:r>
+        <w:rPr>
+          <w:sz w:val="20"/>
+          <w:szCs w:val="20"/>
+          <w:rtl w:val="0"/>
+        </w:rPr>
+        <w:t xml:space="preserve">* Tivoli Bluetooth Audio/Radio</w:t>
+      </w:r>
+    </w:p>
+    <w:p>
+      <w:pPr>
+        <w:rPr>
+          <w:sz w:val="20"/>
+          <w:szCs w:val="20"/>
+        </w:rPr>
+      </w:pPr>
+      <w:r>
+        <w:rPr>
+          <w:sz w:val="20"/>
+          <w:szCs w:val="20"/>
+          <w:rtl w:val="0"/>
+        </w:rPr>
+        <w:t xml:space="preserve">* Pack and Play available on request (not guaranteed)</w:t>
+      </w:r>
+    </w:p>
+    <w:p>
+      <w:pPr>
+        <w:rPr>
+          <w:sz w:val="20"/>
+          <w:szCs w:val="20"/>
+        </w:rPr>
+      </w:pPr>
+      <w:r>
+        <w:rPr>
+          <w:sz w:val="20"/>
+          <w:szCs w:val="20"/>
+          <w:rtl w:val="0"/>
+        </w:rPr>
+        <w:t xml:space="preserve">* Split A/C in bedroom</w:t>
+      </w:r>
+    </w:p>
+    <w:p>
+      <w:pPr>
+        <w:rPr>
+          <w:sz w:val="20"/>
+          <w:szCs w:val="20"/>
+        </w:rPr>
+      </w:pPr>
+      <w:r>
+        <w:rPr>
+          <w:rtl w:val="0"/>
+        </w:rPr>
+      </w:r>
+    </w:p>
+    <w:p>
+      <w:pPr>
+        <w:rPr>
+          <w:sz w:val="20"/>
+          <w:szCs w:val="20"/>
+        </w:rPr>
+      </w:pPr>
+      <w:r>
+        <w:rPr>
+          <w:sz w:val="20"/>
+          <w:szCs w:val="20"/>
+          <w:rtl w:val="0"/>
+        </w:rPr>
+        <w:t xml:space="preserve">Of note, as this unit is part of a triplex and is ground level, there will be other neighboring guests including upstairs. As such, this property will not be perfectly suited for those seeking complete isolation and quietude.</w:t>
+      </w:r>
+    </w:p>
+    <w:p>
+      <w:pPr>
+        <w:rPr>
+          <w:sz w:val="20"/>
+          <w:szCs w:val="20"/>
+        </w:rPr>
+      </w:pPr>
+      <w:r>
+        <w:rPr>
+          <w:rtl w:val="0"/>
+        </w:rPr>
+      </w:r>
+    </w:p>
+    <w:p>
+      <w:pPr>
+        <w:rPr>
+          <w:sz w:val="20"/>
+          <w:szCs w:val="20"/>
+        </w:rPr>
+      </w:pPr>
+      <w:r>
+        <w:rPr>
+          <w:sz w:val="20"/>
+          <w:szCs w:val="20"/>
+          <w:rtl w:val="0"/>
+        </w:rPr>
+        <w:t xml:space="preserve">For availability of all units in the Navajo Flats collection, please find links on the Profile page.</w:t>
+      </w:r>
+    </w:p>
+    <w:p>
+      <w:pPr>
+        <w:ind w:left="0" w:firstLine="0"/>
+        <w:rPr>
+          <w:b w:val="1"/>
+          <w:sz w:val="34"/>
+          <w:szCs w:val="34"/>
+        </w:rPr>
+      </w:pPr>
+      <w:r>
+        <w:rPr>
+          <w:rtl w:val="0"/>
+        </w:rPr>
+      </w:r>
+    </w:p>
+    <w:p>
+      <w:pPr>
+        <w:ind w:left="0" w:firstLine="0"/>
+        <w:rPr>
+          <w:b w:val="1"/>
+          <w:sz w:val="34"/>
+          <w:szCs w:val="34"/>
+        </w:rPr>
+      </w:pPr>
+      <w:r>
+        <w:rPr>
+          <w:rtl w:val="0"/>
+        </w:rPr>
+      </w:r>
+    </w:p>
+    <w:p>
+      <w:pPr>
+        <w:ind w:left="0" w:firstLine="0"/>
+        <w:rPr>
+          <w:b w:val="1"/>
+          <w:sz w:val="34"/>
+          <w:szCs w:val="34"/>
+        </w:rPr>
+      </w:pPr>
+      <w:r>
+        <w:rPr>
+          <w:b w:val="1"/>
+          <w:sz w:val="34"/>
+          <w:szCs w:val="34"/>
           <w:rtl w:val="0"/>
         </w:rPr>
         <w:t xml:space="preserve">3/26 Chat w/Patricia</w:t>
@@ -1033,7 +1551,7 @@
       <w:pPr>
         <w:numPr>
           <w:ilvl w:val="0"/>
-          <w:numId w:val="10"/>
+          <w:numId w:val="8"/>
         </w:numPr>
         <w:ind w:left="720" w:hanging="360"/>
         <w:rPr>
@@ -1052,7 +1570,7 @@
       <w:pPr>
         <w:numPr>
           <w:ilvl w:val="0"/>
-          <w:numId w:val="10"/>
+          <w:numId w:val="8"/>
         </w:numPr>
         <w:ind w:left="720" w:hanging="360"/>
         <w:rPr>
@@ -1070,7 +1588,7 @@
       <w:pPr>
         <w:numPr>
           <w:ilvl w:val="0"/>
-          <w:numId w:val="10"/>
+          <w:numId w:val="8"/>
         </w:numPr>
         <w:ind w:left="720" w:hanging="360"/>
         <w:rPr>
@@ -1088,7 +1606,7 @@
       <w:pPr>
         <w:numPr>
           <w:ilvl w:val="1"/>
-          <w:numId w:val="10"/>
+          <w:numId w:val="8"/>
         </w:numPr>
         <w:ind w:left="1440" w:hanging="360"/>
         <w:rPr>
@@ -1106,7 +1624,7 @@
       <w:pPr>
         <w:numPr>
           <w:ilvl w:val="1"/>
-          <w:numId w:val="10"/>
+          <w:numId w:val="8"/>
         </w:numPr>
         <w:ind w:left="1440" w:hanging="360"/>
         <w:rPr>
@@ -1124,7 +1642,7 @@
       <w:pPr>
         <w:numPr>
           <w:ilvl w:val="1"/>
-          <w:numId w:val="10"/>
+          <w:numId w:val="8"/>
         </w:numPr>
         <w:ind w:left="1440" w:hanging="360"/>
         <w:rPr>
@@ -1142,7 +1660,7 @@
       <w:pPr>
         <w:numPr>
           <w:ilvl w:val="0"/>
-          <w:numId w:val="10"/>
+          <w:numId w:val="8"/>
         </w:numPr>
         <w:ind w:left="720" w:hanging="360"/>
         <w:rPr>
@@ -1160,7 +1678,7 @@
       <w:pPr>
         <w:numPr>
           <w:ilvl w:val="1"/>
-          <w:numId w:val="10"/>
+          <w:numId w:val="8"/>
         </w:numPr>
         <w:ind w:left="1440" w:hanging="360"/>
         <w:rPr>
@@ -1178,7 +1696,7 @@
       <w:pPr>
         <w:numPr>
           <w:ilvl w:val="1"/>
-          <w:numId w:val="10"/>
+          <w:numId w:val="8"/>
         </w:numPr>
         <w:ind w:left="1440" w:hanging="360"/>
         <w:rPr>
@@ -1196,7 +1714,7 @@
       <w:pPr>
         <w:numPr>
           <w:ilvl w:val="0"/>
-          <w:numId w:val="10"/>
+          <w:numId w:val="8"/>
         </w:numPr>
         <w:ind w:left="720" w:hanging="360"/>
         <w:rPr>
@@ -1214,7 +1732,7 @@
       <w:pPr>
         <w:numPr>
           <w:ilvl w:val="0"/>
-          <w:numId w:val="10"/>
+          <w:numId w:val="8"/>
         </w:numPr>
         <w:ind w:left="720" w:hanging="360"/>
         <w:rPr>
@@ -1243,7 +1761,7 @@
       <w:pPr>
         <w:numPr>
           <w:ilvl w:val="0"/>
-          <w:numId w:val="10"/>
+          <w:numId w:val="8"/>
         </w:numPr>
         <w:ind w:left="720" w:hanging="360"/>
         <w:rPr>
@@ -1261,7 +1779,7 @@
       <w:pPr>
         <w:numPr>
           <w:ilvl w:val="0"/>
-          <w:numId w:val="10"/>
+          <w:numId w:val="8"/>
         </w:numPr>
         <w:ind w:left="720" w:hanging="360"/>
         <w:rPr>
@@ -1334,7 +1852,7 @@
       <w:pPr>
         <w:numPr>
           <w:ilvl w:val="0"/>
-          <w:numId w:val="10"/>
+          <w:numId w:val="8"/>
         </w:numPr>
         <w:ind w:left="720" w:hanging="360"/>
         <w:rPr>
@@ -1352,7 +1870,7 @@
       <w:pPr>
         <w:numPr>
           <w:ilvl w:val="1"/>
-          <w:numId w:val="10"/>
+          <w:numId w:val="8"/>
         </w:numPr>
         <w:ind w:left="1440" w:hanging="360"/>
         <w:rPr>
@@ -1370,7 +1888,7 @@
       <w:pPr>
         <w:numPr>
           <w:ilvl w:val="1"/>
-          <w:numId w:val="10"/>
+          <w:numId w:val="8"/>
         </w:numPr>
         <w:ind w:left="1440" w:hanging="360"/>
         <w:rPr>
@@ -1388,7 +1906,7 @@
       <w:pPr>
         <w:numPr>
           <w:ilvl w:val="1"/>
-          <w:numId w:val="10"/>
+          <w:numId w:val="8"/>
         </w:numPr>
         <w:ind w:left="1440" w:hanging="360"/>
         <w:rPr>
@@ -1406,7 +1924,7 @@
       <w:pPr>
         <w:numPr>
           <w:ilvl w:val="1"/>
-          <w:numId w:val="10"/>
+          <w:numId w:val="8"/>
         </w:numPr>
         <w:ind w:left="1440" w:hanging="360"/>
         <w:rPr>
@@ -1424,7 +1942,7 @@
       <w:pPr>
         <w:numPr>
           <w:ilvl w:val="1"/>
-          <w:numId w:val="10"/>
+          <w:numId w:val="8"/>
         </w:numPr>
         <w:ind w:left="1440" w:hanging="360"/>
         <w:rPr>
@@ -1442,7 +1960,7 @@
       <w:pPr>
         <w:numPr>
           <w:ilvl w:val="1"/>
-          <w:numId w:val="10"/>
+          <w:numId w:val="8"/>
         </w:numPr>
         <w:ind w:left="1440" w:hanging="360"/>
         <w:rPr>
@@ -1460,7 +1978,7 @@
       <w:pPr>
         <w:numPr>
           <w:ilvl w:val="0"/>
-          <w:numId w:val="10"/>
+          <w:numId w:val="8"/>
         </w:numPr>
         <w:ind w:left="720" w:hanging="360"/>
         <w:rPr>
@@ -1478,7 +1996,7 @@
       <w:pPr>
         <w:numPr>
           <w:ilvl w:val="1"/>
-          <w:numId w:val="10"/>
+          <w:numId w:val="8"/>
         </w:numPr>
         <w:ind w:left="1440" w:hanging="360"/>
         <w:rPr>
@@ -1496,7 +2014,7 @@
       <w:pPr>
         <w:numPr>
           <w:ilvl w:val="1"/>
-          <w:numId w:val="10"/>
+          <w:numId w:val="8"/>
         </w:numPr>
         <w:ind w:left="1440" w:hanging="360"/>
         <w:rPr>
@@ -1514,7 +2032,7 @@
       <w:pPr>
         <w:numPr>
           <w:ilvl w:val="1"/>
-          <w:numId w:val="10"/>
+          <w:numId w:val="8"/>
         </w:numPr>
         <w:ind w:left="1440" w:hanging="360"/>
         <w:rPr>
@@ -1532,7 +2050,7 @@
       <w:pPr>
         <w:numPr>
           <w:ilvl w:val="1"/>
-          <w:numId w:val="10"/>
+          <w:numId w:val="8"/>
         </w:numPr>
         <w:ind w:left="1440" w:hanging="360"/>
         <w:rPr>
@@ -1550,7 +2068,7 @@
       <w:pPr>
         <w:numPr>
           <w:ilvl w:val="0"/>
-          <w:numId w:val="10"/>
+          <w:numId w:val="8"/>
         </w:numPr>
         <w:ind w:left="720" w:hanging="360"/>
         <w:rPr>
@@ -1568,7 +2086,7 @@
       <w:pPr>
         <w:numPr>
           <w:ilvl w:val="1"/>
-          <w:numId w:val="10"/>
+          <w:numId w:val="8"/>
         </w:numPr>
         <w:ind w:left="1440" w:hanging="360"/>
         <w:rPr>
@@ -1586,7 +2104,7 @@
       <w:pPr>
         <w:numPr>
           <w:ilvl w:val="1"/>
-          <w:numId w:val="10"/>
+          <w:numId w:val="8"/>
         </w:numPr>
         <w:ind w:left="1440" w:hanging="360"/>
         <w:rPr>
@@ -1604,7 +2122,7 @@
       <w:pPr>
         <w:numPr>
           <w:ilvl w:val="1"/>
-          <w:numId w:val="10"/>
+          <w:numId w:val="8"/>
         </w:numPr>
         <w:ind w:left="1440" w:hanging="360"/>
         <w:rPr>
@@ -1622,7 +2140,7 @@
       <w:pPr>
         <w:numPr>
           <w:ilvl w:val="1"/>
-          <w:numId w:val="10"/>
+          <w:numId w:val="8"/>
         </w:numPr>
         <w:ind w:left="1440" w:hanging="360"/>
         <w:rPr>
@@ -1640,7 +2158,7 @@
       <w:pPr>
         <w:numPr>
           <w:ilvl w:val="1"/>
-          <w:numId w:val="10"/>
+          <w:numId w:val="8"/>
         </w:numPr>
         <w:ind w:left="1440" w:hanging="360"/>
         <w:rPr>
@@ -1658,7 +2176,7 @@
       <w:pPr>
         <w:numPr>
           <w:ilvl w:val="1"/>
-          <w:numId w:val="10"/>
+          <w:numId w:val="8"/>
         </w:numPr>
         <w:ind w:left="1440" w:hanging="360"/>
         <w:rPr>
@@ -1676,7 +2194,7 @@
       <w:pPr>
         <w:numPr>
           <w:ilvl w:val="1"/>
-          <w:numId w:val="10"/>
+          <w:numId w:val="8"/>
         </w:numPr>
         <w:ind w:left="1440" w:hanging="360"/>
         <w:rPr>
@@ -1694,7 +2212,7 @@
       <w:pPr>
         <w:numPr>
           <w:ilvl w:val="1"/>
-          <w:numId w:val="10"/>
+          <w:numId w:val="8"/>
         </w:numPr>
         <w:ind w:left="1440" w:hanging="360"/>
         <w:rPr>
@@ -1712,7 +2230,7 @@
       <w:pPr>
         <w:numPr>
           <w:ilvl w:val="1"/>
-          <w:numId w:val="10"/>
+          <w:numId w:val="8"/>
         </w:numPr>
         <w:ind w:left="1440" w:hanging="360"/>
         <w:rPr>
@@ -1730,7 +2248,7 @@
       <w:pPr>
         <w:numPr>
           <w:ilvl w:val="1"/>
-          <w:numId w:val="10"/>
+          <w:numId w:val="8"/>
         </w:numPr>
         <w:ind w:left="1440" w:hanging="360"/>
         <w:rPr>
@@ -1748,7 +2266,7 @@
       <w:pPr>
         <w:numPr>
           <w:ilvl w:val="1"/>
-          <w:numId w:val="10"/>
+          <w:numId w:val="8"/>
         </w:numPr>
         <w:ind w:left="1440" w:hanging="360"/>
         <w:rPr>
@@ -1766,7 +2284,7 @@
       <w:pPr>
         <w:numPr>
           <w:ilvl w:val="1"/>
-          <w:numId w:val="10"/>
+          <w:numId w:val="8"/>
         </w:numPr>
         <w:ind w:left="1440" w:hanging="360"/>
         <w:rPr>
@@ -1784,7 +2302,7 @@
       <w:pPr>
         <w:numPr>
           <w:ilvl w:val="1"/>
-          <w:numId w:val="10"/>
+          <w:numId w:val="8"/>
         </w:numPr>
         <w:ind w:left="1440" w:hanging="360"/>
         <w:rPr>
@@ -1802,7 +2320,7 @@
       <w:pPr>
         <w:numPr>
           <w:ilvl w:val="0"/>
-          <w:numId w:val="10"/>
+          <w:numId w:val="8"/>
         </w:numPr>
         <w:ind w:left="720" w:hanging="360"/>
         <w:rPr>
@@ -1820,7 +2338,7 @@
       <w:pPr>
         <w:numPr>
           <w:ilvl w:val="0"/>
-          <w:numId w:val="10"/>
+          <w:numId w:val="8"/>
         </w:numPr>
         <w:ind w:left="720" w:hanging="360"/>
         <w:rPr>
@@ -1838,7 +2356,7 @@
       <w:pPr>
         <w:numPr>
           <w:ilvl w:val="0"/>
-          <w:numId w:val="10"/>
+          <w:numId w:val="8"/>
         </w:numPr>
         <w:ind w:left="720" w:hanging="360"/>
         <w:rPr>
@@ -1856,7 +2374,7 @@
       <w:pPr>
         <w:numPr>
           <w:ilvl w:val="0"/>
-          <w:numId w:val="10"/>
+          <w:numId w:val="8"/>
         </w:numPr>
         <w:ind w:left="720" w:hanging="360"/>
         <w:rPr>
@@ -1874,7 +2392,7 @@
       <w:pPr>
         <w:numPr>
           <w:ilvl w:val="1"/>
-          <w:numId w:val="10"/>
+          <w:numId w:val="8"/>
         </w:numPr>
         <w:ind w:left="1440" w:hanging="360"/>
         <w:rPr>
@@ -1921,7 +2439,7 @@
       <w:pPr>
         <w:numPr>
           <w:ilvl w:val="0"/>
-          <w:numId w:val="7"/>
+          <w:numId w:val="5"/>
         </w:numPr>
         <w:spacing w:after="0" w:afterAutospacing="0" w:before="240" w:lineRule="auto"/>
         <w:ind w:left="720" w:hanging="360"/>
@@ -1944,7 +2462,7 @@
       <w:pPr>
         <w:numPr>
           <w:ilvl w:val="0"/>
-          <w:numId w:val="7"/>
+          <w:numId w:val="5"/>
         </w:numPr>
         <w:spacing w:after="0" w:afterAutospacing="0" w:before="0" w:beforeAutospacing="0" w:lineRule="auto"/>
         <w:ind w:left="720" w:hanging="360"/>
@@ -1967,7 +2485,7 @@
       <w:pPr>
         <w:numPr>
           <w:ilvl w:val="0"/>
-          <w:numId w:val="7"/>
+          <w:numId w:val="5"/>
         </w:numPr>
         <w:spacing w:after="0" w:afterAutospacing="0" w:before="0" w:beforeAutospacing="0" w:lineRule="auto"/>
         <w:ind w:left="720" w:hanging="360"/>
@@ -1990,7 +2508,7 @@
       <w:pPr>
         <w:numPr>
           <w:ilvl w:val="0"/>
-          <w:numId w:val="7"/>
+          <w:numId w:val="5"/>
         </w:numPr>
         <w:spacing w:after="0" w:afterAutospacing="0" w:before="0" w:beforeAutospacing="0" w:lineRule="auto"/>
         <w:ind w:left="720" w:hanging="360"/>
@@ -2013,7 +2531,7 @@
       <w:pPr>
         <w:numPr>
           <w:ilvl w:val="0"/>
-          <w:numId w:val="7"/>
+          <w:numId w:val="5"/>
         </w:numPr>
         <w:spacing w:after="0" w:afterAutospacing="0" w:before="0" w:beforeAutospacing="0" w:lineRule="auto"/>
         <w:ind w:left="720" w:hanging="360"/>
@@ -2035,7 +2553,7 @@
       <w:pPr>
         <w:numPr>
           <w:ilvl w:val="0"/>
-          <w:numId w:val="7"/>
+          <w:numId w:val="5"/>
         </w:numPr>
         <w:spacing w:after="0" w:afterAutospacing="0" w:before="0" w:beforeAutospacing="0" w:lineRule="auto"/>
         <w:ind w:left="720" w:hanging="360"/>
@@ -2057,7 +2575,7 @@
       <w:pPr>
         <w:numPr>
           <w:ilvl w:val="0"/>
-          <w:numId w:val="7"/>
+          <w:numId w:val="5"/>
         </w:numPr>
         <w:spacing w:after="0" w:afterAutospacing="0" w:before="0" w:beforeAutospacing="0" w:lineRule="auto"/>
         <w:ind w:left="720" w:hanging="360"/>
@@ -2079,7 +2597,7 @@
       <w:pPr>
         <w:numPr>
           <w:ilvl w:val="0"/>
-          <w:numId w:val="7"/>
+          <w:numId w:val="5"/>
         </w:numPr>
         <w:spacing w:after="240" w:before="0" w:beforeAutospacing="0" w:lineRule="auto"/>
         <w:ind w:left="720" w:hanging="360"/>
@@ -2162,7 +2680,7 @@
       <w:pPr>
         <w:numPr>
           <w:ilvl w:val="0"/>
-          <w:numId w:val="9"/>
+          <w:numId w:val="7"/>
         </w:numPr>
         <w:spacing w:after="0" w:afterAutospacing="0" w:before="240" w:lineRule="auto"/>
         <w:ind w:left="720" w:hanging="360"/>
@@ -2185,7 +2703,7 @@
       <w:pPr>
         <w:numPr>
           <w:ilvl w:val="0"/>
-          <w:numId w:val="9"/>
+          <w:numId w:val="7"/>
         </w:numPr>
         <w:spacing w:after="0" w:afterAutospacing="0" w:before="0" w:beforeAutospacing="0" w:lineRule="auto"/>
         <w:ind w:left="720" w:hanging="360"/>
@@ -2208,7 +2726,7 @@
       <w:pPr>
         <w:numPr>
           <w:ilvl w:val="0"/>
-          <w:numId w:val="9"/>
+          <w:numId w:val="7"/>
         </w:numPr>
         <w:spacing w:after="0" w:afterAutospacing="0" w:before="0" w:beforeAutospacing="0" w:lineRule="auto"/>
         <w:ind w:left="720" w:hanging="360"/>
@@ -2231,7 +2749,7 @@
       <w:pPr>
         <w:numPr>
           <w:ilvl w:val="0"/>
-          <w:numId w:val="9"/>
+          <w:numId w:val="7"/>
         </w:numPr>
         <w:spacing w:after="0" w:afterAutospacing="0" w:before="0" w:beforeAutospacing="0" w:lineRule="auto"/>
         <w:ind w:left="720" w:hanging="360"/>
@@ -2267,7 +2785,7 @@
       <w:pPr>
         <w:numPr>
           <w:ilvl w:val="0"/>
-          <w:numId w:val="9"/>
+          <w:numId w:val="7"/>
         </w:numPr>
         <w:spacing w:after="0" w:afterAutospacing="0" w:before="0" w:beforeAutospacing="0" w:lineRule="auto"/>
         <w:ind w:left="720" w:hanging="360"/>
@@ -2303,7 +2821,7 @@
       <w:pPr>
         <w:numPr>
           <w:ilvl w:val="0"/>
-          <w:numId w:val="9"/>
+          <w:numId w:val="7"/>
         </w:numPr>
         <w:spacing w:after="0" w:afterAutospacing="0" w:before="0" w:beforeAutospacing="0" w:lineRule="auto"/>
         <w:ind w:left="720" w:hanging="360"/>
@@ -2326,7 +2844,7 @@
       <w:pPr>
         <w:numPr>
           <w:ilvl w:val="0"/>
-          <w:numId w:val="9"/>
+          <w:numId w:val="7"/>
         </w:numPr>
         <w:spacing w:after="0" w:afterAutospacing="0" w:before="0" w:beforeAutospacing="0" w:lineRule="auto"/>
         <w:ind w:left="720" w:hanging="360"/>
@@ -2349,7 +2867,7 @@
       <w:pPr>
         <w:numPr>
           <w:ilvl w:val="0"/>
-          <w:numId w:val="9"/>
+          <w:numId w:val="7"/>
         </w:numPr>
         <w:spacing w:after="240" w:before="0" w:beforeAutospacing="0" w:lineRule="auto"/>
         <w:ind w:left="720" w:hanging="360"/>
@@ -2417,7 +2935,7 @@
       <w:pPr>
         <w:numPr>
           <w:ilvl w:val="0"/>
-          <w:numId w:val="13"/>
+          <w:numId w:val="11"/>
         </w:numPr>
         <w:spacing w:after="0" w:afterAutospacing="0" w:before="240" w:lineRule="auto"/>
         <w:ind w:left="720" w:hanging="360"/>
@@ -2435,7 +2953,7 @@
       <w:pPr>
         <w:numPr>
           <w:ilvl w:val="0"/>
-          <w:numId w:val="13"/>
+          <w:numId w:val="11"/>
         </w:numPr>
         <w:spacing w:after="0" w:afterAutospacing="0" w:before="0" w:beforeAutospacing="0" w:lineRule="auto"/>
         <w:ind w:left="720" w:hanging="360"/>
@@ -2451,7 +2969,7 @@
       <w:pPr>
         <w:numPr>
           <w:ilvl w:val="0"/>
-          <w:numId w:val="13"/>
+          <w:numId w:val="11"/>
         </w:numPr>
         <w:spacing w:after="0" w:afterAutospacing="0" w:before="0" w:beforeAutospacing="0" w:lineRule="auto"/>
         <w:ind w:left="720" w:hanging="360"/>
@@ -2467,7 +2985,7 @@
       <w:pPr>
         <w:numPr>
           <w:ilvl w:val="0"/>
-          <w:numId w:val="13"/>
+          <w:numId w:val="11"/>
         </w:numPr>
         <w:spacing w:after="0" w:afterAutospacing="0" w:before="0" w:beforeAutospacing="0" w:lineRule="auto"/>
         <w:ind w:left="720" w:hanging="360"/>
@@ -2496,7 +3014,7 @@
       <w:pPr>
         <w:numPr>
           <w:ilvl w:val="0"/>
-          <w:numId w:val="13"/>
+          <w:numId w:val="11"/>
         </w:numPr>
         <w:spacing w:after="0" w:afterAutospacing="0" w:before="0" w:beforeAutospacing="0" w:lineRule="auto"/>
         <w:ind w:left="720" w:hanging="360"/>
@@ -2525,7 +3043,7 @@
       <w:pPr>
         <w:numPr>
           <w:ilvl w:val="0"/>
-          <w:numId w:val="13"/>
+          <w:numId w:val="11"/>
         </w:numPr>
         <w:spacing w:after="0" w:afterAutospacing="0" w:before="0" w:beforeAutospacing="0" w:lineRule="auto"/>
         <w:ind w:left="720" w:hanging="360"/>
@@ -2561,7 +3079,7 @@
       <w:pPr>
         <w:numPr>
           <w:ilvl w:val="0"/>
-          <w:numId w:val="13"/>
+          <w:numId w:val="11"/>
         </w:numPr>
         <w:spacing w:after="240" w:before="0" w:beforeAutospacing="0" w:lineRule="auto"/>
         <w:ind w:left="720" w:hanging="360"/>
@@ -2619,7 +3137,7 @@
       <w:pPr>
         <w:numPr>
           <w:ilvl w:val="0"/>
-          <w:numId w:val="4"/>
+          <w:numId w:val="3"/>
         </w:numPr>
         <w:spacing w:after="0" w:afterAutospacing="0" w:before="240" w:lineRule="auto"/>
         <w:ind w:left="720" w:hanging="360"/>
@@ -2636,7 +3154,7 @@
       <w:pPr>
         <w:numPr>
           <w:ilvl w:val="1"/>
-          <w:numId w:val="4"/>
+          <w:numId w:val="3"/>
         </w:numPr>
         <w:spacing w:after="0" w:afterAutospacing="0" w:before="0" w:beforeAutospacing="0" w:lineRule="auto"/>
         <w:ind w:left="1440" w:hanging="360"/>
@@ -2665,7 +3183,7 @@
       <w:pPr>
         <w:numPr>
           <w:ilvl w:val="0"/>
-          <w:numId w:val="4"/>
+          <w:numId w:val="3"/>
         </w:numPr>
         <w:spacing w:after="0" w:afterAutospacing="0" w:before="0" w:beforeAutospacing="0" w:lineRule="auto"/>
         <w:ind w:left="720" w:hanging="360"/>
@@ -2682,7 +3200,7 @@
       <w:pPr>
         <w:numPr>
           <w:ilvl w:val="1"/>
-          <w:numId w:val="4"/>
+          <w:numId w:val="3"/>
         </w:numPr>
         <w:spacing w:after="0" w:afterAutospacing="0" w:before="0" w:beforeAutospacing="0" w:lineRule="auto"/>
         <w:ind w:left="1440" w:hanging="360"/>
@@ -2699,7 +3217,7 @@
       <w:pPr>
         <w:numPr>
           <w:ilvl w:val="1"/>
-          <w:numId w:val="4"/>
+          <w:numId w:val="3"/>
         </w:numPr>
         <w:spacing w:after="240" w:before="0" w:beforeAutospacing="0" w:lineRule="auto"/>
         <w:ind w:left="1440" w:hanging="360"/>
@@ -2754,7 +3272,7 @@
       <w:pPr>
         <w:numPr>
           <w:ilvl w:val="0"/>
-          <w:numId w:val="12"/>
+          <w:numId w:val="10"/>
         </w:numPr>
         <w:spacing w:after="0" w:afterAutospacing="0" w:before="240" w:lineRule="auto"/>
         <w:ind w:left="720" w:hanging="360"/>
@@ -2778,7 +3296,7 @@
       <w:pPr>
         <w:numPr>
           <w:ilvl w:val="0"/>
-          <w:numId w:val="12"/>
+          <w:numId w:val="10"/>
         </w:numPr>
         <w:spacing w:after="0" w:afterAutospacing="0" w:before="0" w:beforeAutospacing="0" w:lineRule="auto"/>
         <w:ind w:left="720" w:hanging="360"/>
@@ -2795,7 +3313,7 @@
       <w:pPr>
         <w:numPr>
           <w:ilvl w:val="0"/>
-          <w:numId w:val="12"/>
+          <w:numId w:val="10"/>
         </w:numPr>
         <w:spacing w:after="0" w:afterAutospacing="0" w:before="0" w:beforeAutospacing="0" w:lineRule="auto"/>
         <w:ind w:left="720" w:hanging="360"/>
@@ -2812,7 +3330,7 @@
       <w:pPr>
         <w:numPr>
           <w:ilvl w:val="1"/>
-          <w:numId w:val="12"/>
+          <w:numId w:val="10"/>
         </w:numPr>
         <w:spacing w:after="0" w:afterAutospacing="0" w:before="0" w:beforeAutospacing="0" w:lineRule="auto"/>
         <w:ind w:left="1440" w:hanging="360"/>
@@ -2835,7 +3353,7 @@
       <w:pPr>
         <w:numPr>
           <w:ilvl w:val="1"/>
-          <w:numId w:val="12"/>
+          <w:numId w:val="10"/>
         </w:numPr>
         <w:spacing w:after="0" w:afterAutospacing="0" w:before="0" w:beforeAutospacing="0" w:lineRule="auto"/>
         <w:ind w:left="1440" w:hanging="360"/>
@@ -2858,7 +3376,7 @@
       <w:pPr>
         <w:numPr>
           <w:ilvl w:val="2"/>
-          <w:numId w:val="12"/>
+          <w:numId w:val="10"/>
         </w:numPr>
         <w:spacing w:after="0" w:afterAutospacing="0" w:before="0" w:beforeAutospacing="0" w:lineRule="auto"/>
         <w:ind w:left="2160" w:hanging="360"/>
@@ -2881,7 +3399,7 @@
       <w:pPr>
         <w:numPr>
           <w:ilvl w:val="2"/>
-          <w:numId w:val="12"/>
+          <w:numId w:val="10"/>
         </w:numPr>
         <w:spacing w:after="0" w:afterAutospacing="0" w:before="0" w:beforeAutospacing="0" w:lineRule="auto"/>
         <w:ind w:left="2160" w:hanging="360"/>
@@ -2904,7 +3422,7 @@
       <w:pPr>
         <w:numPr>
           <w:ilvl w:val="2"/>
-          <w:numId w:val="12"/>
+          <w:numId w:val="10"/>
         </w:numPr>
         <w:spacing w:after="0" w:afterAutospacing="0" w:before="0" w:beforeAutospacing="0" w:lineRule="auto"/>
         <w:ind w:left="2160" w:hanging="360"/>
@@ -2927,7 +3445,7 @@
       <w:pPr>
         <w:numPr>
           <w:ilvl w:val="1"/>
-          <w:numId w:val="12"/>
+          <w:numId w:val="10"/>
         </w:numPr>
         <w:spacing w:after="0" w:afterAutospacing="0" w:before="0" w:beforeAutospacing="0" w:lineRule="auto"/>
         <w:ind w:left="1440" w:hanging="360"/>
@@ -2950,7 +3468,7 @@
       <w:pPr>
         <w:numPr>
           <w:ilvl w:val="1"/>
-          <w:numId w:val="12"/>
+          <w:numId w:val="10"/>
         </w:numPr>
         <w:spacing w:after="0" w:afterAutospacing="0" w:before="0" w:beforeAutospacing="0" w:lineRule="auto"/>
         <w:ind w:left="1440" w:hanging="360"/>
@@ -2973,7 +3491,7 @@
       <w:pPr>
         <w:numPr>
           <w:ilvl w:val="1"/>
-          <w:numId w:val="12"/>
+          <w:numId w:val="10"/>
         </w:numPr>
         <w:spacing w:after="0" w:afterAutospacing="0" w:before="0" w:beforeAutospacing="0" w:lineRule="auto"/>
         <w:ind w:left="1440" w:hanging="360"/>
@@ -2996,7 +3514,7 @@
       <w:pPr>
         <w:numPr>
           <w:ilvl w:val="2"/>
-          <w:numId w:val="12"/>
+          <w:numId w:val="10"/>
         </w:numPr>
         <w:spacing w:after="0" w:afterAutospacing="0" w:before="0" w:beforeAutospacing="0" w:lineRule="auto"/>
         <w:ind w:left="2160" w:hanging="360"/>
@@ -3012,7 +3530,7 @@
       <w:pPr>
         <w:numPr>
           <w:ilvl w:val="2"/>
-          <w:numId w:val="12"/>
+          <w:numId w:val="10"/>
         </w:numPr>
         <w:spacing w:after="0" w:afterAutospacing="0" w:before="0" w:beforeAutospacing="0" w:lineRule="auto"/>
         <w:ind w:left="2160" w:hanging="360"/>
@@ -3028,7 +3546,7 @@
       <w:pPr>
         <w:numPr>
           <w:ilvl w:val="1"/>
-          <w:numId w:val="12"/>
+          <w:numId w:val="10"/>
         </w:numPr>
         <w:spacing w:after="0" w:afterAutospacing="0" w:before="0" w:beforeAutospacing="0" w:lineRule="auto"/>
         <w:ind w:left="1440" w:hanging="360"/>
@@ -3051,7 +3569,7 @@
       <w:pPr>
         <w:numPr>
           <w:ilvl w:val="2"/>
-          <w:numId w:val="12"/>
+          <w:numId w:val="10"/>
         </w:numPr>
         <w:spacing w:after="0" w:afterAutospacing="0" w:before="0" w:beforeAutospacing="0" w:lineRule="auto"/>
         <w:ind w:left="2160" w:hanging="360"/>
@@ -3067,7 +3585,7 @@
       <w:pPr>
         <w:numPr>
           <w:ilvl w:val="2"/>
-          <w:numId w:val="12"/>
+          <w:numId w:val="10"/>
         </w:numPr>
         <w:spacing w:after="0" w:afterAutospacing="0" w:before="0" w:beforeAutospacing="0" w:lineRule="auto"/>
         <w:ind w:left="2160" w:hanging="360"/>
@@ -3083,7 +3601,7 @@
       <w:pPr>
         <w:numPr>
           <w:ilvl w:val="0"/>
-          <w:numId w:val="12"/>
+          <w:numId w:val="10"/>
         </w:numPr>
         <w:spacing w:after="0" w:afterAutospacing="0" w:before="0" w:beforeAutospacing="0" w:lineRule="auto"/>
         <w:ind w:left="720" w:hanging="360"/>
@@ -3100,7 +3618,7 @@
       <w:pPr>
         <w:numPr>
           <w:ilvl w:val="1"/>
-          <w:numId w:val="12"/>
+          <w:numId w:val="10"/>
         </w:numPr>
         <w:spacing w:after="0" w:afterAutospacing="0" w:before="0" w:beforeAutospacing="0" w:lineRule="auto"/>
         <w:ind w:left="1440" w:hanging="360"/>
@@ -3123,7 +3641,7 @@
       <w:pPr>
         <w:numPr>
           <w:ilvl w:val="1"/>
-          <w:numId w:val="12"/>
+          <w:numId w:val="10"/>
         </w:numPr>
         <w:spacing w:after="240" w:before="0" w:beforeAutospacing="0" w:lineRule="auto"/>
         <w:ind w:left="1440" w:hanging="360"/>
@@ -3203,7 +3721,7 @@
       <w:pPr>
         <w:numPr>
           <w:ilvl w:val="0"/>
-          <w:numId w:val="11"/>
+          <w:numId w:val="9"/>
         </w:numPr>
         <w:spacing w:after="0" w:afterAutospacing="0" w:before="240" w:lineRule="auto"/>
         <w:ind w:left="720" w:hanging="360"/>
@@ -3226,7 +3744,7 @@
       <w:pPr>
         <w:numPr>
           <w:ilvl w:val="0"/>
-          <w:numId w:val="11"/>
+          <w:numId w:val="9"/>
         </w:numPr>
         <w:spacing w:after="0" w:afterAutospacing="0" w:before="0" w:beforeAutospacing="0" w:lineRule="auto"/>
         <w:ind w:left="720" w:hanging="360"/>
@@ -3249,7 +3767,7 @@
       <w:pPr>
         <w:numPr>
           <w:ilvl w:val="1"/>
-          <w:numId w:val="11"/>
+          <w:numId w:val="9"/>
         </w:numPr>
         <w:spacing w:after="0" w:afterAutospacing="0" w:before="0" w:beforeAutospacing="0" w:lineRule="auto"/>
         <w:ind w:left="1440" w:hanging="360"/>
@@ -3278,7 +3796,7 @@
       <w:pPr>
         <w:numPr>
           <w:ilvl w:val="1"/>
-          <w:numId w:val="11"/>
+          <w:numId w:val="9"/>
         </w:numPr>
         <w:spacing w:after="0" w:afterAutospacing="0" w:before="0" w:beforeAutospacing="0" w:lineRule="auto"/>
         <w:ind w:left="1440" w:hanging="360"/>
@@ -3320,7 +3838,7 @@
       <w:pPr>
         <w:numPr>
           <w:ilvl w:val="1"/>
-          <w:numId w:val="11"/>
+          <w:numId w:val="9"/>
         </w:numPr>
         <w:spacing w:after="0" w:afterAutospacing="0" w:before="0" w:beforeAutospacing="0" w:lineRule="auto"/>
         <w:ind w:left="1440" w:hanging="360"/>
@@ -3343,7 +3861,7 @@
       <w:pPr>
         <w:numPr>
           <w:ilvl w:val="1"/>
-          <w:numId w:val="11"/>
+          <w:numId w:val="9"/>
         </w:numPr>
         <w:spacing w:after="0" w:afterAutospacing="0" w:before="0" w:beforeAutospacing="0" w:lineRule="auto"/>
         <w:ind w:left="1440" w:hanging="360"/>
@@ -3366,7 +3884,7 @@
       <w:pPr>
         <w:numPr>
           <w:ilvl w:val="2"/>
-          <w:numId w:val="11"/>
+          <w:numId w:val="9"/>
         </w:numPr>
         <w:spacing w:after="240" w:before="0" w:beforeAutospacing="0" w:lineRule="auto"/>
         <w:ind w:left="2160" w:hanging="360"/>
@@ -3442,7 +3960,7 @@
       <w:pPr>
         <w:numPr>
           <w:ilvl w:val="0"/>
-          <w:numId w:val="3"/>
+          <w:numId w:val="2"/>
         </w:numPr>
         <w:spacing w:after="0" w:afterAutospacing="0" w:before="240" w:lineRule="auto"/>
         <w:ind w:left="720" w:hanging="360"/>
@@ -3478,7 +3996,7 @@
       <w:pPr>
         <w:numPr>
           <w:ilvl w:val="0"/>
-          <w:numId w:val="3"/>
+          <w:numId w:val="2"/>
         </w:numPr>
         <w:spacing w:after="0" w:afterAutospacing="0" w:before="0" w:beforeAutospacing="0" w:lineRule="auto"/>
         <w:ind w:left="720" w:hanging="360"/>
@@ -3514,7 +4032,7 @@
       <w:pPr>
         <w:numPr>
           <w:ilvl w:val="0"/>
-          <w:numId w:val="3"/>
+          <w:numId w:val="2"/>
         </w:numPr>
         <w:spacing w:after="0" w:afterAutospacing="0" w:before="0" w:beforeAutospacing="0" w:lineRule="auto"/>
         <w:ind w:left="720" w:hanging="360"/>
@@ -3550,7 +4068,7 @@
       <w:pPr>
         <w:numPr>
           <w:ilvl w:val="0"/>
-          <w:numId w:val="3"/>
+          <w:numId w:val="2"/>
         </w:numPr>
         <w:spacing w:after="0" w:afterAutospacing="0" w:before="0" w:beforeAutospacing="0" w:lineRule="auto"/>
         <w:ind w:left="720" w:hanging="360"/>
@@ -3586,7 +4104,7 @@
       <w:pPr>
         <w:numPr>
           <w:ilvl w:val="0"/>
-          <w:numId w:val="3"/>
+          <w:numId w:val="2"/>
         </w:numPr>
         <w:spacing w:after="240" w:before="0" w:beforeAutospacing="0" w:lineRule="auto"/>
         <w:ind w:left="720" w:hanging="360"/>
@@ -3700,7 +4218,7 @@
       <w:pPr>
         <w:numPr>
           <w:ilvl w:val="0"/>
-          <w:numId w:val="5"/>
+          <w:numId w:val="4"/>
         </w:numPr>
         <w:spacing w:after="0" w:afterAutospacing="0" w:before="240" w:lineRule="auto"/>
         <w:ind w:left="720" w:hanging="360"/>
@@ -3724,7 +4242,7 @@
       <w:pPr>
         <w:numPr>
           <w:ilvl w:val="0"/>
-          <w:numId w:val="5"/>
+          <w:numId w:val="4"/>
         </w:numPr>
         <w:spacing w:after="0" w:afterAutospacing="0" w:before="0" w:beforeAutospacing="0" w:lineRule="auto"/>
         <w:ind w:left="720" w:hanging="360"/>
@@ -3766,7 +4284,7 @@
       <w:pPr>
         <w:numPr>
           <w:ilvl w:val="0"/>
-          <w:numId w:val="5"/>
+          <w:numId w:val="4"/>
         </w:numPr>
         <w:spacing w:after="0" w:afterAutospacing="0" w:before="0" w:beforeAutospacing="0" w:lineRule="auto"/>
         <w:ind w:left="720" w:hanging="360"/>
@@ -3784,7 +4302,7 @@
       <w:pPr>
         <w:numPr>
           <w:ilvl w:val="0"/>
-          <w:numId w:val="5"/>
+          <w:numId w:val="4"/>
         </w:numPr>
         <w:spacing w:after="0" w:afterAutospacing="0" w:before="0" w:beforeAutospacing="0" w:lineRule="auto"/>
         <w:ind w:left="720" w:hanging="360"/>
@@ -3807,7 +4325,7 @@
       <w:pPr>
         <w:numPr>
           <w:ilvl w:val="1"/>
-          <w:numId w:val="5"/>
+          <w:numId w:val="4"/>
         </w:numPr>
         <w:spacing w:after="0" w:afterAutospacing="0" w:before="0" w:beforeAutospacing="0" w:lineRule="auto"/>
         <w:ind w:left="1440" w:hanging="360"/>
@@ -3836,7 +4354,7 @@
       <w:pPr>
         <w:numPr>
           <w:ilvl w:val="1"/>
-          <w:numId w:val="5"/>
+          <w:numId w:val="4"/>
         </w:numPr>
         <w:spacing w:after="0" w:afterAutospacing="0" w:before="0" w:beforeAutospacing="0" w:lineRule="auto"/>
         <w:ind w:left="1440" w:hanging="360"/>
@@ -3872,7 +4390,7 @@
       <w:pPr>
         <w:numPr>
           <w:ilvl w:val="1"/>
-          <w:numId w:val="5"/>
+          <w:numId w:val="4"/>
         </w:numPr>
         <w:spacing w:after="240" w:before="0" w:beforeAutospacing="0" w:lineRule="auto"/>
         <w:ind w:left="1440" w:hanging="360"/>
@@ -4125,7 +4643,7 @@
       <w:pPr>
         <w:numPr>
           <w:ilvl w:val="1"/>
-          <w:numId w:val="8"/>
+          <w:numId w:val="6"/>
         </w:numPr>
         <w:spacing w:after="0" w:afterAutospacing="0" w:before="240" w:lineRule="auto"/>
         <w:ind w:left="1440" w:hanging="360"/>
@@ -4167,7 +4685,7 @@
       <w:pPr>
         <w:numPr>
           <w:ilvl w:val="1"/>
-          <w:numId w:val="8"/>
+          <w:numId w:val="6"/>
         </w:numPr>
         <w:spacing w:after="0" w:afterAutospacing="0" w:before="0" w:beforeAutospacing="0" w:lineRule="auto"/>
         <w:ind w:left="1440" w:hanging="360"/>
@@ -4196,7 +4714,7 @@
       <w:pPr>
         <w:numPr>
           <w:ilvl w:val="1"/>
-          <w:numId w:val="8"/>
+          <w:numId w:val="6"/>
         </w:numPr>
         <w:spacing w:after="0" w:afterAutospacing="0" w:before="0" w:beforeAutospacing="0" w:lineRule="auto"/>
         <w:ind w:left="1440" w:hanging="360"/>
@@ -4225,7 +4743,7 @@
       <w:pPr>
         <w:numPr>
           <w:ilvl w:val="1"/>
-          <w:numId w:val="8"/>
+          <w:numId w:val="6"/>
         </w:numPr>
         <w:spacing w:after="0" w:afterAutospacing="0" w:before="0" w:beforeAutospacing="0" w:lineRule="auto"/>
         <w:ind w:left="1440" w:hanging="360"/>
@@ -4254,7 +4772,7 @@
       <w:pPr>
         <w:numPr>
           <w:ilvl w:val="1"/>
-          <w:numId w:val="8"/>
+          <w:numId w:val="6"/>
         </w:numPr>
         <w:spacing w:after="0" w:afterAutospacing="0" w:before="0" w:beforeAutospacing="0" w:lineRule="auto"/>
         <w:ind w:left="1440" w:hanging="360"/>
@@ -4283,7 +4801,7 @@
       <w:pPr>
         <w:numPr>
           <w:ilvl w:val="1"/>
-          <w:numId w:val="8"/>
+          <w:numId w:val="6"/>
         </w:numPr>
         <w:spacing w:after="0" w:afterAutospacing="0" w:before="0" w:beforeAutospacing="0" w:lineRule="auto"/>
         <w:ind w:left="1440" w:hanging="360"/>
@@ -4306,7 +4824,7 @@
       <w:pPr>
         <w:numPr>
           <w:ilvl w:val="2"/>
-          <w:numId w:val="8"/>
+          <w:numId w:val="6"/>
         </w:numPr>
         <w:spacing w:after="0" w:afterAutospacing="0" w:before="0" w:beforeAutospacing="0" w:lineRule="auto"/>
         <w:ind w:left="2160" w:hanging="360"/>
@@ -4335,7 +4853,7 @@
       <w:pPr>
         <w:numPr>
           <w:ilvl w:val="2"/>
-          <w:numId w:val="8"/>
+          <w:numId w:val="6"/>
         </w:numPr>
         <w:spacing w:after="240" w:before="0" w:beforeAutospacing="0" w:lineRule="auto"/>
         <w:ind w:left="2160" w:hanging="360"/>
@@ -4544,7 +5062,7 @@
     <w:lvl w:ilvl="0">
       <w:start w:val="1"/>
       <w:numFmt w:val="bullet"/>
-      <w:lvlText w:val="-"/>
+      <w:lvlText w:val="●"/>
       <w:lvlJc w:val="left"/>
       <w:pPr>
         <w:ind w:left="720" w:hanging="360"/>
@@ -4556,7 +5074,7 @@
     <w:lvl w:ilvl="1">
       <w:start w:val="1"/>
       <w:numFmt w:val="bullet"/>
-      <w:lvlText w:val="-"/>
+      <w:lvlText w:val="○"/>
       <w:lvlJc w:val="left"/>
       <w:pPr>
         <w:ind w:left="1440" w:hanging="360"/>
@@ -4568,7 +5086,7 @@
     <w:lvl w:ilvl="2">
       <w:start w:val="1"/>
       <w:numFmt w:val="bullet"/>
-      <w:lvlText w:val="-"/>
+      <w:lvlText w:val="■"/>
       <w:lvlJc w:val="left"/>
       <w:pPr>
         <w:ind w:left="2160" w:hanging="360"/>
@@ -4580,7 +5098,7 @@
     <w:lvl w:ilvl="3">
       <w:start w:val="1"/>
       <w:numFmt w:val="bullet"/>
-      <w:lvlText w:val="-"/>
+      <w:lvlText w:val="●"/>
       <w:lvlJc w:val="left"/>
       <w:pPr>
         <w:ind w:left="2880" w:hanging="360"/>
@@ -4592,7 +5110,7 @@
     <w:lvl w:ilvl="4">
       <w:start w:val="1"/>
       <w:numFmt w:val="bullet"/>
-      <w:lvlText w:val="-"/>
+      <w:lvlText w:val="○"/>
       <w:lvlJc w:val="left"/>
       <w:pPr>
         <w:ind w:left="3600" w:hanging="360"/>
@@ -4604,7 +5122,7 @@
     <w:lvl w:ilvl="5">
       <w:start w:val="1"/>
       <w:numFmt w:val="bullet"/>
-      <w:lvlText w:val="-"/>
+      <w:lvlText w:val="■"/>
       <w:lvlJc w:val="left"/>
       <w:pPr>
         <w:ind w:left="4320" w:hanging="360"/>
@@ -4616,7 +5134,7 @@
     <w:lvl w:ilvl="6">
       <w:start w:val="1"/>
       <w:numFmt w:val="bullet"/>
-      <w:lvlText w:val="-"/>
+      <w:lvlText w:val="●"/>
       <w:lvlJc w:val="left"/>
       <w:pPr>
         <w:ind w:left="5040" w:hanging="360"/>
@@ -4628,7 +5146,7 @@
     <w:lvl w:ilvl="7">
       <w:start w:val="1"/>
       <w:numFmt w:val="bullet"/>
-      <w:lvlText w:val="-"/>
+      <w:lvlText w:val="○"/>
       <w:lvlJc w:val="left"/>
       <w:pPr>
         <w:ind w:left="5760" w:hanging="360"/>
@@ -4640,7 +5158,7 @@
     <w:lvl w:ilvl="8">
       <w:start w:val="1"/>
       <w:numFmt w:val="bullet"/>
-      <w:lvlText w:val="-"/>
+      <w:lvlText w:val="■"/>
       <w:lvlJc w:val="left"/>
       <w:pPr>
         <w:ind w:left="6480" w:hanging="360"/>
@@ -4874,7 +5392,7 @@
     <w:lvl w:ilvl="0">
       <w:start w:val="1"/>
       <w:numFmt w:val="bullet"/>
-      <w:lvlText w:val="●"/>
+      <w:lvlText w:val="-"/>
       <w:lvlJc w:val="left"/>
       <w:pPr>
         <w:ind w:left="720" w:hanging="360"/>
@@ -4886,7 +5404,7 @@
     <w:lvl w:ilvl="1">
       <w:start w:val="1"/>
       <w:numFmt w:val="bullet"/>
-      <w:lvlText w:val="○"/>
+      <w:lvlText w:val="-"/>
       <w:lvlJc w:val="left"/>
       <w:pPr>
         <w:ind w:left="1440" w:hanging="360"/>
@@ -4898,7 +5416,7 @@
     <w:lvl w:ilvl="2">
       <w:start w:val="1"/>
       <w:numFmt w:val="bullet"/>
-      <w:lvlText w:val="■"/>
+      <w:lvlText w:val="-"/>
       <w:lvlJc w:val="left"/>
       <w:pPr>
         <w:ind w:left="2160" w:hanging="360"/>
@@ -4910,7 +5428,7 @@
     <w:lvl w:ilvl="3">
       <w:start w:val="1"/>
       <w:numFmt w:val="bullet"/>
-      <w:lvlText w:val="●"/>
+      <w:lvlText w:val="-"/>
       <w:lvlJc w:val="left"/>
       <w:pPr>
         <w:ind w:left="2880" w:hanging="360"/>
@@ -4922,7 +5440,7 @@
     <w:lvl w:ilvl="4">
       <w:start w:val="1"/>
       <w:numFmt w:val="bullet"/>
-      <w:lvlText w:val="○"/>
+      <w:lvlText w:val="-"/>
       <w:lvlJc w:val="left"/>
       <w:pPr>
         <w:ind w:left="3600" w:hanging="360"/>
@@ -4934,7 +5452,7 @@
     <w:lvl w:ilvl="5">
       <w:start w:val="1"/>
       <w:numFmt w:val="bullet"/>
-      <w:lvlText w:val="■"/>
+      <w:lvlText w:val="-"/>
       <w:lvlJc w:val="left"/>
       <w:pPr>
         <w:ind w:left="4320" w:hanging="360"/>
@@ -4946,7 +5464,7 @@
     <w:lvl w:ilvl="6">
       <w:start w:val="1"/>
       <w:numFmt w:val="bullet"/>
-      <w:lvlText w:val="●"/>
+      <w:lvlText w:val="-"/>
       <w:lvlJc w:val="left"/>
       <w:pPr>
         <w:ind w:left="5040" w:hanging="360"/>
@@ -4958,7 +5476,7 @@
     <w:lvl w:ilvl="7">
       <w:start w:val="1"/>
       <w:numFmt w:val="bullet"/>
-      <w:lvlText w:val="○"/>
+      <w:lvlText w:val="-"/>
       <w:lvlJc w:val="left"/>
       <w:pPr>
         <w:ind w:left="5760" w:hanging="360"/>
@@ -4970,7 +5488,7 @@
     <w:lvl w:ilvl="8">
       <w:start w:val="1"/>
       <w:numFmt w:val="bullet"/>
-      <w:lvlText w:val="■"/>
+      <w:lvlText w:val="-"/>
       <w:lvlJc w:val="left"/>
       <w:pPr>
         <w:ind w:left="6480" w:hanging="360"/>
@@ -4984,7 +5502,7 @@
     <w:lvl w:ilvl="0">
       <w:start w:val="1"/>
       <w:numFmt w:val="bullet"/>
-      <w:lvlText w:val="-"/>
+      <w:lvlText w:val="●"/>
       <w:lvlJc w:val="left"/>
       <w:pPr>
         <w:ind w:left="720" w:hanging="360"/>
@@ -4996,7 +5514,7 @@
     <w:lvl w:ilvl="1">
       <w:start w:val="1"/>
       <w:numFmt w:val="bullet"/>
-      <w:lvlText w:val="-"/>
+      <w:lvlText w:val="○"/>
       <w:lvlJc w:val="left"/>
       <w:pPr>
         <w:ind w:left="1440" w:hanging="360"/>
@@ -5008,7 +5526,7 @@
     <w:lvl w:ilvl="2">
       <w:start w:val="1"/>
       <w:numFmt w:val="bullet"/>
-      <w:lvlText w:val="-"/>
+      <w:lvlText w:val="■"/>
       <w:lvlJc w:val="left"/>
       <w:pPr>
         <w:ind w:left="2160" w:hanging="360"/>
@@ -5020,7 +5538,7 @@
     <w:lvl w:ilvl="3">
       <w:start w:val="1"/>
       <w:numFmt w:val="bullet"/>
-      <w:lvlText w:val="-"/>
+      <w:lvlText w:val="●"/>
       <w:lvlJc w:val="left"/>
       <w:pPr>
         <w:ind w:left="2880" w:hanging="360"/>
@@ -5032,7 +5550,7 @@
     <w:lvl w:ilvl="4">
       <w:start w:val="1"/>
       <w:numFmt w:val="bullet"/>
-      <w:lvlText w:val="-"/>
+      <w:lvlText w:val="○"/>
       <w:lvlJc w:val="left"/>
       <w:pPr>
         <w:ind w:left="3600" w:hanging="360"/>
@@ -5044,7 +5562,7 @@
     <w:lvl w:ilvl="5">
       <w:start w:val="1"/>
       <w:numFmt w:val="bullet"/>
-      <w:lvlText w:val="-"/>
+      <w:lvlText w:val="■"/>
       <w:lvlJc w:val="left"/>
       <w:pPr>
         <w:ind w:left="4320" w:hanging="360"/>
@@ -5056,7 +5574,7 @@
     <w:lvl w:ilvl="6">
       <w:start w:val="1"/>
       <w:numFmt w:val="bullet"/>
-      <w:lvlText w:val="-"/>
+      <w:lvlText w:val="●"/>
       <w:lvlJc w:val="left"/>
       <w:pPr>
         <w:ind w:left="5040" w:hanging="360"/>
@@ -5068,7 +5586,7 @@
     <w:lvl w:ilvl="7">
       <w:start w:val="1"/>
       <w:numFmt w:val="bullet"/>
-      <w:lvlText w:val="-"/>
+      <w:lvlText w:val="○"/>
       <w:lvlJc w:val="left"/>
       <w:pPr>
         <w:ind w:left="5760" w:hanging="360"/>
@@ -5080,7 +5598,7 @@
     <w:lvl w:ilvl="8">
       <w:start w:val="1"/>
       <w:numFmt w:val="bullet"/>
-      <w:lvlText w:val="-"/>
+      <w:lvlText w:val="■"/>
       <w:lvlJc w:val="left"/>
       <w:pPr>
         <w:ind w:left="6480" w:hanging="360"/>
@@ -5094,7 +5612,7 @@
     <w:lvl w:ilvl="0">
       <w:start w:val="1"/>
       <w:numFmt w:val="bullet"/>
-      <w:lvlText w:val="-"/>
+      <w:lvlText w:val="●"/>
       <w:lvlJc w:val="left"/>
       <w:pPr>
         <w:ind w:left="720" w:hanging="360"/>
@@ -5106,7 +5624,7 @@
     <w:lvl w:ilvl="1">
       <w:start w:val="1"/>
       <w:numFmt w:val="bullet"/>
-      <w:lvlText w:val="-"/>
+      <w:lvlText w:val="○"/>
       <w:lvlJc w:val="left"/>
       <w:pPr>
         <w:ind w:left="1440" w:hanging="360"/>
@@ -5118,7 +5636,7 @@
     <w:lvl w:ilvl="2">
       <w:start w:val="1"/>
       <w:numFmt w:val="bullet"/>
-      <w:lvlText w:val="-"/>
+      <w:lvlText w:val="■"/>
       <w:lvlJc w:val="left"/>
       <w:pPr>
         <w:ind w:left="2160" w:hanging="360"/>
@@ -5130,7 +5648,7 @@
     <w:lvl w:ilvl="3">
       <w:start w:val="1"/>
       <w:numFmt w:val="bullet"/>
-      <w:lvlText w:val="-"/>
+      <w:lvlText w:val="●"/>
       <w:lvlJc w:val="left"/>
       <w:pPr>
         <w:ind w:left="2880" w:hanging="360"/>
@@ -5142,7 +5660,7 @@
     <w:lvl w:ilvl="4">
       <w:start w:val="1"/>
       <w:numFmt w:val="bullet"/>
-      <w:lvlText w:val="-"/>
+      <w:lvlText w:val="○"/>
       <w:lvlJc w:val="left"/>
       <w:pPr>
         <w:ind w:left="3600" w:hanging="360"/>
@@ -5154,7 +5672,7 @@
     <w:lvl w:ilvl="5">
       <w:start w:val="1"/>
       <w:numFmt w:val="bullet"/>
-      <w:lvlText w:val="-"/>
+      <w:lvlText w:val="■"/>
       <w:lvlJc w:val="left"/>
       <w:pPr>
         <w:ind w:left="4320" w:hanging="360"/>
@@ -5166,7 +5684,7 @@
     <w:lvl w:ilvl="6">
       <w:start w:val="1"/>
       <w:numFmt w:val="bullet"/>
-      <w:lvlText w:val="-"/>
+      <w:lvlText w:val="●"/>
       <w:lvlJc w:val="left"/>
       <w:pPr>
         <w:ind w:left="5040" w:hanging="360"/>
@@ -5178,7 +5696,7 @@
     <w:lvl w:ilvl="7">
       <w:start w:val="1"/>
       <w:numFmt w:val="bullet"/>
-      <w:lvlText w:val="-"/>
+      <w:lvlText w:val="○"/>
       <w:lvlJc w:val="left"/>
       <w:pPr>
         <w:ind w:left="5760" w:hanging="360"/>
@@ -5190,7 +5708,7 @@
     <w:lvl w:ilvl="8">
       <w:start w:val="1"/>
       <w:numFmt w:val="bullet"/>
-      <w:lvlText w:val="-"/>
+      <w:lvlText w:val="■"/>
       <w:lvlJc w:val="left"/>
       <w:pPr>
         <w:ind w:left="6480" w:hanging="360"/>
@@ -5204,7 +5722,7 @@
     <w:lvl w:ilvl="0">
       <w:start w:val="1"/>
       <w:numFmt w:val="bullet"/>
-      <w:lvlText w:val="●"/>
+      <w:lvlText w:val="-"/>
       <w:lvlJc w:val="left"/>
       <w:pPr>
         <w:ind w:left="720" w:hanging="360"/>
@@ -5216,7 +5734,7 @@
     <w:lvl w:ilvl="1">
       <w:start w:val="1"/>
       <w:numFmt w:val="bullet"/>
-      <w:lvlText w:val="○"/>
+      <w:lvlText w:val="-"/>
       <w:lvlJc w:val="left"/>
       <w:pPr>
         <w:ind w:left="1440" w:hanging="360"/>
@@ -5228,7 +5746,7 @@
     <w:lvl w:ilvl="2">
       <w:start w:val="1"/>
       <w:numFmt w:val="bullet"/>
-      <w:lvlText w:val="■"/>
+      <w:lvlText w:val="-"/>
       <w:lvlJc w:val="left"/>
       <w:pPr>
         <w:ind w:left="2160" w:hanging="360"/>
@@ -5240,7 +5758,7 @@
     <w:lvl w:ilvl="3">
       <w:start w:val="1"/>
       <w:numFmt w:val="bullet"/>
-      <w:lvlText w:val="●"/>
+      <w:lvlText w:val="-"/>
       <w:lvlJc w:val="left"/>
       <w:pPr>
         <w:ind w:left="2880" w:hanging="360"/>
@@ -5252,7 +5770,7 @@
     <w:lvl w:ilvl="4">
       <w:start w:val="1"/>
       <w:numFmt w:val="bullet"/>
-      <w:lvlText w:val="○"/>
+      <w:lvlText w:val="-"/>
       <w:lvlJc w:val="left"/>
       <w:pPr>
         <w:ind w:left="3600" w:hanging="360"/>
@@ -5264,7 +5782,7 @@
     <w:lvl w:ilvl="5">
       <w:start w:val="1"/>
       <w:numFmt w:val="bullet"/>
-      <w:lvlText w:val="■"/>
+      <w:lvlText w:val="-"/>
       <w:lvlJc w:val="left"/>
       <w:pPr>
         <w:ind w:left="4320" w:hanging="360"/>
@@ -5276,7 +5794,7 @@
     <w:lvl w:ilvl="6">
       <w:start w:val="1"/>
       <w:numFmt w:val="bullet"/>
-      <w:lvlText w:val="●"/>
+      <w:lvlText w:val="-"/>
       <w:lvlJc w:val="left"/>
       <w:pPr>
         <w:ind w:left="5040" w:hanging="360"/>
@@ -5288,7 +5806,7 @@
     <w:lvl w:ilvl="7">
       <w:start w:val="1"/>
       <w:numFmt w:val="bullet"/>
-      <w:lvlText w:val="○"/>
+      <w:lvlText w:val="-"/>
       <w:lvlJc w:val="left"/>
       <w:pPr>
         <w:ind w:left="5760" w:hanging="360"/>
@@ -5300,7 +5818,7 @@
     <w:lvl w:ilvl="8">
       <w:start w:val="1"/>
       <w:numFmt w:val="bullet"/>
-      <w:lvlText w:val="■"/>
+      <w:lvlText w:val="-"/>
       <w:lvlJc w:val="left"/>
       <w:pPr>
         <w:ind w:left="6480" w:hanging="360"/>
@@ -5424,7 +5942,7 @@
     <w:lvl w:ilvl="0">
       <w:start w:val="1"/>
       <w:numFmt w:val="bullet"/>
-      <w:lvlText w:val="-"/>
+      <w:lvlText w:val="●"/>
       <w:lvlJc w:val="left"/>
       <w:pPr>
         <w:ind w:left="720" w:hanging="360"/>
@@ -5436,7 +5954,7 @@
     <w:lvl w:ilvl="1">
       <w:start w:val="1"/>
       <w:numFmt w:val="bullet"/>
-      <w:lvlText w:val="-"/>
+      <w:lvlText w:val="○"/>
       <w:lvlJc w:val="left"/>
       <w:pPr>
         <w:ind w:left="1440" w:hanging="360"/>
@@ -5448,7 +5966,7 @@
     <w:lvl w:ilvl="2">
       <w:start w:val="1"/>
       <w:numFmt w:val="bullet"/>
-      <w:lvlText w:val="-"/>
+      <w:lvlText w:val="■"/>
       <w:lvlJc w:val="left"/>
       <w:pPr>
         <w:ind w:left="2160" w:hanging="360"/>
@@ -5460,7 +5978,7 @@
     <w:lvl w:ilvl="3">
       <w:start w:val="1"/>
       <w:numFmt w:val="bullet"/>
-      <w:lvlText w:val="-"/>
+      <w:lvlText w:val="●"/>
       <w:lvlJc w:val="left"/>
       <w:pPr>
         <w:ind w:left="2880" w:hanging="360"/>
@@ -5472,7 +5990,7 @@
     <w:lvl w:ilvl="4">
       <w:start w:val="1"/>
       <w:numFmt w:val="bullet"/>
-      <w:lvlText w:val="-"/>
+      <w:lvlText w:val="○"/>
       <w:lvlJc w:val="left"/>
       <w:pPr>
         <w:ind w:left="3600" w:hanging="360"/>
@@ -5484,7 +6002,7 @@
     <w:lvl w:ilvl="5">
       <w:start w:val="1"/>
       <w:numFmt w:val="bullet"/>
-      <w:lvlText w:val="-"/>
+      <w:lvlText w:val="■"/>
       <w:lvlJc w:val="left"/>
       <w:pPr>
         <w:ind w:left="4320" w:hanging="360"/>
@@ -5496,7 +6014,7 @@
     <w:lvl w:ilvl="6">
       <w:start w:val="1"/>
       <w:numFmt w:val="bullet"/>
-      <w:lvlText w:val="-"/>
+      <w:lvlText w:val="●"/>
       <w:lvlJc w:val="left"/>
       <w:pPr>
         <w:ind w:left="5040" w:hanging="360"/>
@@ -5508,7 +6026,7 @@
     <w:lvl w:ilvl="7">
       <w:start w:val="1"/>
       <w:numFmt w:val="bullet"/>
-      <w:lvlText w:val="-"/>
+      <w:lvlText w:val="○"/>
       <w:lvlJc w:val="left"/>
       <w:pPr>
         <w:ind w:left="5760" w:hanging="360"/>
@@ -5520,7 +6038,7 @@
     <w:lvl w:ilvl="8">
       <w:start w:val="1"/>
       <w:numFmt w:val="bullet"/>
-      <w:lvlText w:val="-"/>
+      <w:lvlText w:val="■"/>
       <w:lvlJc w:val="left"/>
       <w:pPr>
         <w:ind w:left="6480" w:hanging="360"/>
@@ -5531,226 +6049,6 @@
     </w:lvl>
   </w:abstractNum>
   <w:abstractNum w:abstractNumId="11">
-    <w:lvl w:ilvl="0">
-      <w:start w:val="1"/>
-      <w:numFmt w:val="bullet"/>
-      <w:lvlText w:val="●"/>
-      <w:lvlJc w:val="left"/>
-      <w:pPr>
-        <w:ind w:left="720" w:hanging="360"/>
-      </w:pPr>
-      <w:rPr>
-        <w:u w:val="none"/>
-      </w:rPr>
-    </w:lvl>
-    <w:lvl w:ilvl="1">
-      <w:start w:val="1"/>
-      <w:numFmt w:val="bullet"/>
-      <w:lvlText w:val="○"/>
-      <w:lvlJc w:val="left"/>
-      <w:pPr>
-        <w:ind w:left="1440" w:hanging="360"/>
-      </w:pPr>
-      <w:rPr>
-        <w:u w:val="none"/>
-      </w:rPr>
-    </w:lvl>
-    <w:lvl w:ilvl="2">
-      <w:start w:val="1"/>
-      <w:numFmt w:val="bullet"/>
-      <w:lvlText w:val="■"/>
-      <w:lvlJc w:val="left"/>
-      <w:pPr>
-        <w:ind w:left="2160" w:hanging="360"/>
-      </w:pPr>
-      <w:rPr>
-        <w:u w:val="none"/>
-      </w:rPr>
-    </w:lvl>
-    <w:lvl w:ilvl="3">
-      <w:start w:val="1"/>
-      <w:numFmt w:val="bullet"/>
-      <w:lvlText w:val="●"/>
-      <w:lvlJc w:val="left"/>
-      <w:pPr>
-        <w:ind w:left="2880" w:hanging="360"/>
-      </w:pPr>
-      <w:rPr>
-        <w:u w:val="none"/>
-      </w:rPr>
-    </w:lvl>
-    <w:lvl w:ilvl="4">
-      <w:start w:val="1"/>
-      <w:numFmt w:val="bullet"/>
-      <w:lvlText w:val="○"/>
-      <w:lvlJc w:val="left"/>
-      <w:pPr>
-        <w:ind w:left="3600" w:hanging="360"/>
-      </w:pPr>
-      <w:rPr>
-        <w:u w:val="none"/>
-      </w:rPr>
-    </w:lvl>
-    <w:lvl w:ilvl="5">
-      <w:start w:val="1"/>
-      <w:numFmt w:val="bullet"/>
-      <w:lvlText w:val="■"/>
-      <w:lvlJc w:val="left"/>
-      <w:pPr>
-        <w:ind w:left="4320" w:hanging="360"/>
-      </w:pPr>
-      <w:rPr>
-        <w:u w:val="none"/>
-      </w:rPr>
-    </w:lvl>
-    <w:lvl w:ilvl="6">
-      <w:start w:val="1"/>
-      <w:numFmt w:val="bullet"/>
-      <w:lvlText w:val="●"/>
-      <w:lvlJc w:val="left"/>
-      <w:pPr>
-        <w:ind w:left="5040" w:hanging="360"/>
-      </w:pPr>
-      <w:rPr>
-        <w:u w:val="none"/>
-      </w:rPr>
-    </w:lvl>
-    <w:lvl w:ilvl="7">
-      <w:start w:val="1"/>
-      <w:numFmt w:val="bullet"/>
-      <w:lvlText w:val="○"/>
-      <w:lvlJc w:val="left"/>
-      <w:pPr>
-        <w:ind w:left="5760" w:hanging="360"/>
-      </w:pPr>
-      <w:rPr>
-        <w:u w:val="none"/>
-      </w:rPr>
-    </w:lvl>
-    <w:lvl w:ilvl="8">
-      <w:start w:val="1"/>
-      <w:numFmt w:val="bullet"/>
-      <w:lvlText w:val="■"/>
-      <w:lvlJc w:val="left"/>
-      <w:pPr>
-        <w:ind w:left="6480" w:hanging="360"/>
-      </w:pPr>
-      <w:rPr>
-        <w:u w:val="none"/>
-      </w:rPr>
-    </w:lvl>
-  </w:abstractNum>
-  <w:abstractNum w:abstractNumId="12">
-    <w:lvl w:ilvl="0">
-      <w:start w:val="1"/>
-      <w:numFmt w:val="bullet"/>
-      <w:lvlText w:val="●"/>
-      <w:lvlJc w:val="left"/>
-      <w:pPr>
-        <w:ind w:left="720" w:hanging="360"/>
-      </w:pPr>
-      <w:rPr>
-        <w:u w:val="none"/>
-      </w:rPr>
-    </w:lvl>
-    <w:lvl w:ilvl="1">
-      <w:start w:val="1"/>
-      <w:numFmt w:val="bullet"/>
-      <w:lvlText w:val="○"/>
-      <w:lvlJc w:val="left"/>
-      <w:pPr>
-        <w:ind w:left="1440" w:hanging="360"/>
-      </w:pPr>
-      <w:rPr>
-        <w:u w:val="none"/>
-      </w:rPr>
-    </w:lvl>
-    <w:lvl w:ilvl="2">
-      <w:start w:val="1"/>
-      <w:numFmt w:val="bullet"/>
-      <w:lvlText w:val="■"/>
-      <w:lvlJc w:val="left"/>
-      <w:pPr>
-        <w:ind w:left="2160" w:hanging="360"/>
-      </w:pPr>
-      <w:rPr>
-        <w:u w:val="none"/>
-      </w:rPr>
-    </w:lvl>
-    <w:lvl w:ilvl="3">
-      <w:start w:val="1"/>
-      <w:numFmt w:val="bullet"/>
-      <w:lvlText w:val="●"/>
-      <w:lvlJc w:val="left"/>
-      <w:pPr>
-        <w:ind w:left="2880" w:hanging="360"/>
-      </w:pPr>
-      <w:rPr>
-        <w:u w:val="none"/>
-      </w:rPr>
-    </w:lvl>
-    <w:lvl w:ilvl="4">
-      <w:start w:val="1"/>
-      <w:numFmt w:val="bullet"/>
-      <w:lvlText w:val="○"/>
-      <w:lvlJc w:val="left"/>
-      <w:pPr>
-        <w:ind w:left="3600" w:hanging="360"/>
-      </w:pPr>
-      <w:rPr>
-        <w:u w:val="none"/>
-      </w:rPr>
-    </w:lvl>
-    <w:lvl w:ilvl="5">
-      <w:start w:val="1"/>
-      <w:numFmt w:val="bullet"/>
-      <w:lvlText w:val="■"/>
-      <w:lvlJc w:val="left"/>
-      <w:pPr>
-        <w:ind w:left="4320" w:hanging="360"/>
-      </w:pPr>
-      <w:rPr>
-        <w:u w:val="none"/>
-      </w:rPr>
-    </w:lvl>
-    <w:lvl w:ilvl="6">
-      <w:start w:val="1"/>
-      <w:numFmt w:val="bullet"/>
-      <w:lvlText w:val="●"/>
-      <w:lvlJc w:val="left"/>
-      <w:pPr>
-        <w:ind w:left="5040" w:hanging="360"/>
-      </w:pPr>
-      <w:rPr>
-        <w:u w:val="none"/>
-      </w:rPr>
-    </w:lvl>
-    <w:lvl w:ilvl="7">
-      <w:start w:val="1"/>
-      <w:numFmt w:val="bullet"/>
-      <w:lvlText w:val="○"/>
-      <w:lvlJc w:val="left"/>
-      <w:pPr>
-        <w:ind w:left="5760" w:hanging="360"/>
-      </w:pPr>
-      <w:rPr>
-        <w:u w:val="none"/>
-      </w:rPr>
-    </w:lvl>
-    <w:lvl w:ilvl="8">
-      <w:start w:val="1"/>
-      <w:numFmt w:val="bullet"/>
-      <w:lvlText w:val="■"/>
-      <w:lvlJc w:val="left"/>
-      <w:pPr>
-        <w:ind w:left="6480" w:hanging="360"/>
-      </w:pPr>
-      <w:rPr>
-        <w:u w:val="none"/>
-      </w:rPr>
-    </w:lvl>
-  </w:abstractNum>
-  <w:abstractNum w:abstractNumId="13">
     <w:lvl w:ilvl="0">
       <w:start w:val="1"/>
       <w:numFmt w:val="bullet"/>
@@ -5893,12 +6191,6 @@
   <w:num w:numId="11">
     <w:abstractNumId w:val="11"/>
   </w:num>
-  <w:num w:numId="12">
-    <w:abstractNumId w:val="12"/>
-  </w:num>
-  <w:num w:numId="13">
-    <w:abstractNumId w:val="13"/>
-  </w:num>
 </w:numbering>
 </file>
 
@@ -5923,7 +6215,7 @@
     <w:name w:val="normal"/>
   </w:style>
   <w:style w:type="table" w:styleId="TableNormal" w:default="1">
-    <w:name w:val="Table Normal"/>
+    <w:name w:val="TableNormal"/>
   </w:style>
   <w:style w:type="paragraph" w:styleId="Heading1">
     <w:name w:val="heading 1"/>
